--- a/docs/Retail_Sales_Analysis_Documentation.docx
+++ b/docs/Retail_Sales_Analysis_Documentation.docx
@@ -1,6 +1,6 @@
 
 <file path=word/document.xml><?xml version="1.0" encoding="utf-8"?>
-<w:document xmlns:wpc="http://schemas.microsoft.com/office/word/2010/wordprocessingCanvas" xmlns:cx="http://schemas.microsoft.com/office/drawing/2014/chartex" xmlns:cx1="http://schemas.microsoft.com/office/drawing/2015/9/8/chartex" xmlns:cx2="http://schemas.microsoft.com/office/drawing/2015/10/21/chartex" xmlns:cx3="http://schemas.microsoft.com/office/drawing/2016/5/9/chartex" xmlns:cx4="http://schemas.microsoft.com/office/drawing/2016/5/10/chartex" xmlns:cx5="http://schemas.microsoft.com/office/drawing/2016/5/11/chartex" xmlns:cx6="http://schemas.microsoft.com/office/drawing/2016/5/12/chartex" xmlns:cx7="http://schemas.microsoft.com/office/drawing/2016/5/13/chartex" xmlns:cx8="http://schemas.microsoft.com/office/drawing/2016/5/14/chartex" xmlns:mc="http://schemas.openxmlformats.org/markup-compatibility/2006" xmlns:aink="http://schemas.microsoft.com/office/drawing/2016/ink" xmlns:am3d="http://schemas.microsoft.com/office/drawing/2017/model3d" xmlns:o="urn:schemas-microsoft-com:office:office" xmlns:oel="http://schemas.microsoft.com/office/2019/extlst" xmlns:r="http://schemas.openxmlformats.org/officeDocument/2006/relationships" xmlns:m="http://schemas.openxmlformats.org/officeDocument/2006/math" xmlns:v="urn:schemas-microsoft-com:vml" xmlns:wp14="http://schemas.microsoft.com/office/word/2010/wordprocessingDrawing" xmlns:wp="http://schemas.openxmlformats.org/drawingml/2006/wordprocessingDrawing" xmlns:w10="urn:schemas-microsoft-com:office:word" xmlns:w="http://schemas.openxmlformats.org/wordprocessingml/2006/main" xmlns:w14="http://schemas.microsoft.com/office/word/2010/wordml" xmlns:w15="http://schemas.microsoft.com/office/word/2012/wordml" xmlns:w16cex="http://schemas.microsoft.com/office/word/2018/wordml/cex" xmlns:w16cid="http://schemas.microsoft.com/office/word/2016/wordml/cid" xmlns:w16="http://schemas.microsoft.com/office/word/2018/wordml" xmlns:w16du="http://schemas.microsoft.com/office/word/2023/wordml/word16du" xmlns:w16sdtdh="http://schemas.microsoft.com/office/word/2020/wordml/sdtdatahash" xmlns:w16sdtfl="http://schemas.microsoft.com/office/word/2024/wordml/sdtformatlock" xmlns:w16se="http://schemas.microsoft.com/office/word/2015/wordml/symex" xmlns:wpg="http://schemas.microsoft.com/office/word/2010/wordprocessingGroup" xmlns:wpi="http://schemas.microsoft.com/office/word/2010/wordprocessingInk" xmlns:wne="http://schemas.microsoft.com/office/word/2006/wordml" xmlns:wps="http://schemas.microsoft.com/office/word/2010/wordprocessingShape" mc:Ignorable="w14 w15 w16se w16cid w16 w16cex w16sdtdh w16sdtfl w16du wp14">
+<w:document xmlns:wpc="http://schemas.microsoft.com/office/word/2010/wordprocessingCanvas" xmlns:cx="http://schemas.microsoft.com/office/drawing/2014/chartex" xmlns:cx1="http://schemas.microsoft.com/office/drawing/2015/9/8/chartex" xmlns:cx2="http://schemas.microsoft.com/office/drawing/2015/10/21/chartex" xmlns:cx3="http://schemas.microsoft.com/office/drawing/2016/5/9/chartex" xmlns:cx4="http://schemas.microsoft.com/office/drawing/2016/5/10/chartex" xmlns:cx5="http://schemas.microsoft.com/office/drawing/2016/5/11/chartex" xmlns:cx6="http://schemas.microsoft.com/office/drawing/2016/5/12/chartex" xmlns:cx7="http://schemas.microsoft.com/office/drawing/2016/5/13/chartex" xmlns:cx8="http://schemas.microsoft.com/office/drawing/2016/5/14/chartex" xmlns:mc="http://schemas.openxmlformats.org/markup-compatibility/2006" xmlns:aink="http://schemas.microsoft.com/office/drawing/2016/ink" xmlns:am3d="http://schemas.microsoft.com/office/drawing/2017/model3d" xmlns:o="urn:schemas-microsoft-com:office:office" xmlns:oel="http://schemas.microsoft.com/office/2019/extlst" xmlns:r="http://schemas.openxmlformats.org/officeDocument/2006/relationships" xmlns:m="http://schemas.openxmlformats.org/officeDocument/2006/math" xmlns:v="urn:schemas-microsoft-com:vml" xmlns:wp14="http://schemas.microsoft.com/office/word/2010/wordprocessingDrawing" xmlns:wp="http://schemas.openxmlformats.org/drawingml/2006/wordprocessingDrawing" xmlns:w10="urn:schemas-microsoft-com:office:word" xmlns:w="http://schemas.openxmlformats.org/wordprocessingml/2006/main" xmlns:w14="http://schemas.microsoft.com/office/word/2010/wordml" xmlns:w15="http://schemas.microsoft.com/office/word/2012/wordml" xmlns:w16cex="http://schemas.microsoft.com/office/word/2018/wordml/cex" xmlns:w16cid="http://schemas.microsoft.com/office/word/2016/wordml/cid" xmlns:w16="http://schemas.microsoft.com/office/word/2018/wordml" xmlns:w16du="http://schemas.microsoft.com/office/word/2023/wordml/word16du" xmlns:w16sdtdh="http://schemas.microsoft.com/office/word/2020/wordml/sdtdatahash" xmlns:w16sdtfl="http://schemas.microsoft.com/office/word/2024/wordml/sdtformatlock" xmlns:w16se="http://schemas.microsoft.com/office/word/2015/wordml/symex" xmlns:wpg="http://schemas.microsoft.com/office/word/2010/wordprocessingGroup" xmlns:wpi="http://schemas.microsoft.com/office/word/2010/wordprocessingInk" xmlns:wne="http://schemas.microsoft.com/office/word/2006/wordml" xmlns:wps="http://schemas.microsoft.com/office/word/2010/wordprocessingShape" xmlns:a="http://schemas.openxmlformats.org/drawingml/2006/main" xmlns:pic="http://schemas.openxmlformats.org/drawingml/2006/picture" xmlns:a14="http://schemas.microsoft.com/office/drawing/2010/main" mc:Ignorable="w14 w15 w16se w16cid w16 w16cex w16sdtdh w16sdtfl w16du wp14">
   <w:body>
     <w:sdt>
       <w:sdtPr>
@@ -179,7 +179,7 @@
               </mc:Choice>
               <mc:Fallback>
                 <w:pict>
-                  <v:rect w14:anchorId="505486A5" id="Rectángulo 132" o:spid="_x0000_s1026" style="position:absolute;left:0;text-align:left;margin-left:-4.4pt;margin-top:0;width:46.8pt;height:77.75pt;z-index:251659264;visibility:visible;mso-wrap-style:square;mso-width-percent:76;mso-height-percent:98;mso-top-percent:23;mso-wrap-distance-left:9pt;mso-wrap-distance-top:0;mso-wrap-distance-right:9pt;mso-wrap-distance-bottom:0;mso-position-horizontal:right;mso-position-horizontal-relative:margin;mso-position-vertical-relative:page;mso-width-percent:76;mso-height-percent:98;mso-top-percent:23;mso-width-relative:page;mso-height-relative:page;v-text-anchor:bottom" o:gfxdata="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" fillcolor="#0d0d0d [3069]" stroked="f" strokeweight="1.5pt">
+                  <v:rect id="Rectángulo 132" style="position:absolute;left:0;text-align:left;margin-left:-4.4pt;margin-top:0;width:46.8pt;height:77.75pt;z-index:251659264;visibility:visible;mso-wrap-style:square;mso-width-percent:76;mso-height-percent:98;mso-top-percent:23;mso-wrap-distance-left:9pt;mso-wrap-distance-top:0;mso-wrap-distance-right:9pt;mso-wrap-distance-bottom:0;mso-position-horizontal:right;mso-position-horizontal-relative:margin;mso-position-vertical-relative:page;mso-width-percent:76;mso-height-percent:98;mso-top-percent:23;mso-width-relative:page;mso-height-relative:page;v-text-anchor:bottom" o:spid="_x0000_s1026" fillcolor="#0d0d0d [3069]" stroked="f" strokeweight="1.5pt" w14:anchorId="505486A5" o:gfxdata="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">
                     <o:lock v:ext="edit" aspectratio="t"/>
                     <v:textbox inset="3.6pt,,3.6pt">
                       <w:txbxContent>
@@ -683,12 +683,7 @@
     </w:p>
     <w:sdt>
       <w:sdtPr>
-        <w:rPr>
-          <w:b w:val="0"/>
-          <w:bCs w:val="0"/>
-          <w:lang w:val="es-MX"/>
-        </w:rPr>
-        <w:id w:val="-2140099216"/>
+        <w:id w:val="1446544804"/>
         <w:docPartObj>
           <w:docPartGallery w:val="Table of Contents"/>
           <w:docPartUnique/>
@@ -699,6 +694,9 @@
           <w:pPr>
             <w:pStyle w:val="Fuerte1"/>
             <w:jc w:val="center"/>
+            <w:rPr>
+              <w:lang w:val="es-MX"/>
+            </w:rPr>
           </w:pPr>
           <w:r>
             <w:rPr>
@@ -711,9 +709,10 @@
           <w:pPr>
             <w:pStyle w:val="TDC1"/>
             <w:tabs>
-              <w:tab w:val="right" w:leader="dot" w:pos="9350"/>
+              <w:tab w:val="right" w:leader="dot" w:pos="9345"/>
             </w:tabs>
             <w:rPr>
+              <w:rStyle w:val="Hipervnculo"/>
               <w:noProof/>
             </w:rPr>
           </w:pPr>
@@ -721,65 +720,37 @@
             <w:fldChar w:fldCharType="begin"/>
           </w:r>
           <w:r>
-            <w:instrText xml:space="preserve"> TOC \o "1-3" \h \z \u </w:instrText>
+            <w:instrText xml:space="preserve">TOC \o "1-3" \z \u \h</w:instrText>
           </w:r>
           <w:r>
             <w:fldChar w:fldCharType="separate"/>
           </w:r>
-          <w:hyperlink w:anchor="_Toc224484330" w:history="1">
+          <w:hyperlink w:anchor="_Toc686406165">
             <w:r>
               <w:rPr>
                 <w:rStyle w:val="Hipervnculo"/>
-                <w:noProof/>
-              </w:rPr>
-              <w:t>1. Introducción</w:t>
-            </w:r>
-            <w:r>
-              <w:rPr>
-                <w:noProof/>
-                <w:webHidden/>
-              </w:rPr>
+              </w:rPr>
+              <w:t>Introducción</w:t>
+            </w:r>
+            <w:r>
               <w:tab/>
             </w:r>
             <w:r>
-              <w:rPr>
-                <w:noProof/>
-                <w:webHidden/>
-              </w:rPr>
               <w:fldChar w:fldCharType="begin"/>
             </w:r>
             <w:r>
-              <w:rPr>
-                <w:noProof/>
-                <w:webHidden/>
-              </w:rPr>
-              <w:instrText xml:space="preserve"> PAGEREF _Toc224484330 \h </w:instrText>
-            </w:r>
-            <w:r>
-              <w:rPr>
-                <w:noProof/>
-                <w:webHidden/>
-              </w:rPr>
-            </w:r>
-            <w:r>
-              <w:rPr>
-                <w:noProof/>
-                <w:webHidden/>
-              </w:rPr>
+              <w:instrText xml:space="preserve">PAGEREF _Toc686406165 \h</w:instrText>
+            </w:r>
+            <w:r>
               <w:fldChar w:fldCharType="separate"/>
             </w:r>
             <w:r>
               <w:rPr>
-                <w:noProof/>
-                <w:webHidden/>
-              </w:rPr>
-              <w:t>2</w:t>
-            </w:r>
-            <w:r>
-              <w:rPr>
-                <w:noProof/>
-                <w:webHidden/>
-              </w:rPr>
+                <w:rStyle w:val="Hipervnculo"/>
+              </w:rPr>
+              <w:t>3</w:t>
+            </w:r>
+            <w:r>
               <w:fldChar w:fldCharType="end"/>
             </w:r>
           </w:hyperlink>
@@ -788,66 +759,39 @@
           <w:pPr>
             <w:pStyle w:val="TDC2"/>
             <w:tabs>
-              <w:tab w:val="right" w:leader="dot" w:pos="9350"/>
+              <w:tab w:val="right" w:leader="dot" w:pos="9345"/>
             </w:tabs>
             <w:rPr>
+              <w:rStyle w:val="Hipervnculo"/>
               <w:noProof/>
             </w:rPr>
           </w:pPr>
-          <w:hyperlink w:anchor="_Toc224484331" w:history="1">
+          <w:hyperlink w:anchor="_Toc1803876685">
             <w:r>
               <w:rPr>
                 <w:rStyle w:val="Hipervnculo"/>
-                <w:noProof/>
-              </w:rPr>
-              <w:t>1.1 Descripción del proyecto</w:t>
-            </w:r>
-            <w:r>
-              <w:rPr>
-                <w:noProof/>
-                <w:webHidden/>
-              </w:rPr>
+              </w:rPr>
+              <w:t>Descripción del proyecto</w:t>
+            </w:r>
+            <w:r>
               <w:tab/>
             </w:r>
             <w:r>
-              <w:rPr>
-                <w:noProof/>
-                <w:webHidden/>
-              </w:rPr>
               <w:fldChar w:fldCharType="begin"/>
             </w:r>
             <w:r>
-              <w:rPr>
-                <w:noProof/>
-                <w:webHidden/>
-              </w:rPr>
-              <w:instrText xml:space="preserve"> PAGEREF _Toc224484331 \h </w:instrText>
-            </w:r>
-            <w:r>
-              <w:rPr>
-                <w:noProof/>
-                <w:webHidden/>
-              </w:rPr>
-            </w:r>
-            <w:r>
-              <w:rPr>
-                <w:noProof/>
-                <w:webHidden/>
-              </w:rPr>
+              <w:instrText xml:space="preserve">PAGEREF _Toc1803876685 \h</w:instrText>
+            </w:r>
+            <w:r>
               <w:fldChar w:fldCharType="separate"/>
             </w:r>
             <w:r>
               <w:rPr>
-                <w:noProof/>
-                <w:webHidden/>
-              </w:rPr>
-              <w:t>2</w:t>
-            </w:r>
-            <w:r>
-              <w:rPr>
-                <w:noProof/>
-                <w:webHidden/>
-              </w:rPr>
+                <w:rStyle w:val="Hipervnculo"/>
+              </w:rPr>
+              <w:t>3</w:t>
+            </w:r>
+            <w:r>
               <w:fldChar w:fldCharType="end"/>
             </w:r>
           </w:hyperlink>
@@ -856,66 +800,39 @@
           <w:pPr>
             <w:pStyle w:val="TDC2"/>
             <w:tabs>
-              <w:tab w:val="right" w:leader="dot" w:pos="9350"/>
+              <w:tab w:val="right" w:leader="dot" w:pos="9345"/>
             </w:tabs>
             <w:rPr>
+              <w:rStyle w:val="Hipervnculo"/>
               <w:noProof/>
             </w:rPr>
           </w:pPr>
-          <w:hyperlink w:anchor="_Toc224484332" w:history="1">
+          <w:hyperlink w:anchor="_Toc800168450">
             <w:r>
               <w:rPr>
                 <w:rStyle w:val="Hipervnculo"/>
-                <w:noProof/>
-              </w:rPr>
-              <w:t>1.2 Objetivo</w:t>
-            </w:r>
-            <w:r>
-              <w:rPr>
-                <w:noProof/>
-                <w:webHidden/>
-              </w:rPr>
+              </w:rPr>
+              <w:t>Objetivo</w:t>
+            </w:r>
+            <w:r>
               <w:tab/>
             </w:r>
             <w:r>
-              <w:rPr>
-                <w:noProof/>
-                <w:webHidden/>
-              </w:rPr>
               <w:fldChar w:fldCharType="begin"/>
             </w:r>
             <w:r>
-              <w:rPr>
-                <w:noProof/>
-                <w:webHidden/>
-              </w:rPr>
-              <w:instrText xml:space="preserve"> PAGEREF _Toc224484332 \h </w:instrText>
-            </w:r>
-            <w:r>
-              <w:rPr>
-                <w:noProof/>
-                <w:webHidden/>
-              </w:rPr>
-            </w:r>
-            <w:r>
-              <w:rPr>
-                <w:noProof/>
-                <w:webHidden/>
-              </w:rPr>
+              <w:instrText xml:space="preserve">PAGEREF _Toc800168450 \h</w:instrText>
+            </w:r>
+            <w:r>
               <w:fldChar w:fldCharType="separate"/>
             </w:r>
             <w:r>
               <w:rPr>
-                <w:noProof/>
-                <w:webHidden/>
-              </w:rPr>
-              <w:t>2</w:t>
-            </w:r>
-            <w:r>
-              <w:rPr>
-                <w:noProof/>
-                <w:webHidden/>
-              </w:rPr>
+                <w:rStyle w:val="Hipervnculo"/>
+              </w:rPr>
+              <w:t>3</w:t>
+            </w:r>
+            <w:r>
               <w:fldChar w:fldCharType="end"/>
             </w:r>
           </w:hyperlink>
@@ -924,66 +841,39 @@
           <w:pPr>
             <w:pStyle w:val="TDC2"/>
             <w:tabs>
-              <w:tab w:val="right" w:leader="dot" w:pos="9350"/>
+              <w:tab w:val="right" w:leader="dot" w:pos="9345"/>
             </w:tabs>
             <w:rPr>
+              <w:rStyle w:val="Hipervnculo"/>
               <w:noProof/>
             </w:rPr>
           </w:pPr>
-          <w:hyperlink w:anchor="_Toc224484333" w:history="1">
+          <w:hyperlink w:anchor="_Toc1242931079">
             <w:r>
               <w:rPr>
                 <w:rStyle w:val="Hipervnculo"/>
-                <w:noProof/>
-              </w:rPr>
-              <w:t>1.3 Fuente del dataset</w:t>
-            </w:r>
-            <w:r>
-              <w:rPr>
-                <w:noProof/>
-                <w:webHidden/>
-              </w:rPr>
+              </w:rPr>
+              <w:t>Fuente del dataset</w:t>
+            </w:r>
+            <w:r>
               <w:tab/>
             </w:r>
             <w:r>
-              <w:rPr>
-                <w:noProof/>
-                <w:webHidden/>
-              </w:rPr>
               <w:fldChar w:fldCharType="begin"/>
             </w:r>
             <w:r>
-              <w:rPr>
-                <w:noProof/>
-                <w:webHidden/>
-              </w:rPr>
-              <w:instrText xml:space="preserve"> PAGEREF _Toc224484333 \h </w:instrText>
-            </w:r>
-            <w:r>
-              <w:rPr>
-                <w:noProof/>
-                <w:webHidden/>
-              </w:rPr>
-            </w:r>
-            <w:r>
-              <w:rPr>
-                <w:noProof/>
-                <w:webHidden/>
-              </w:rPr>
+              <w:instrText xml:space="preserve">PAGEREF _Toc1242931079 \h</w:instrText>
+            </w:r>
+            <w:r>
               <w:fldChar w:fldCharType="separate"/>
             </w:r>
             <w:r>
               <w:rPr>
-                <w:noProof/>
-                <w:webHidden/>
-              </w:rPr>
-              <w:t>2</w:t>
-            </w:r>
-            <w:r>
-              <w:rPr>
-                <w:noProof/>
-                <w:webHidden/>
-              </w:rPr>
+                <w:rStyle w:val="Hipervnculo"/>
+              </w:rPr>
+              <w:t>3</w:t>
+            </w:r>
+            <w:r>
               <w:fldChar w:fldCharType="end"/>
             </w:r>
           </w:hyperlink>
@@ -992,66 +882,39 @@
           <w:pPr>
             <w:pStyle w:val="TDC1"/>
             <w:tabs>
-              <w:tab w:val="right" w:leader="dot" w:pos="9350"/>
+              <w:tab w:val="right" w:leader="dot" w:pos="9345"/>
             </w:tabs>
             <w:rPr>
+              <w:rStyle w:val="Hipervnculo"/>
               <w:noProof/>
             </w:rPr>
           </w:pPr>
-          <w:hyperlink w:anchor="_Toc224484334" w:history="1">
+          <w:hyperlink w:anchor="_Toc1727224295">
             <w:r>
               <w:rPr>
                 <w:rStyle w:val="Hipervnculo"/>
-                <w:noProof/>
-              </w:rPr>
-              <w:t>2. Herramientas utilizadas</w:t>
-            </w:r>
-            <w:r>
-              <w:rPr>
-                <w:noProof/>
-                <w:webHidden/>
-              </w:rPr>
+              </w:rPr>
+              <w:t>Herramientas utilizadas</w:t>
+            </w:r>
+            <w:r>
               <w:tab/>
             </w:r>
             <w:r>
-              <w:rPr>
-                <w:noProof/>
-                <w:webHidden/>
-              </w:rPr>
               <w:fldChar w:fldCharType="begin"/>
             </w:r>
             <w:r>
-              <w:rPr>
-                <w:noProof/>
-                <w:webHidden/>
-              </w:rPr>
-              <w:instrText xml:space="preserve"> PAGEREF _Toc224484334 \h </w:instrText>
-            </w:r>
-            <w:r>
-              <w:rPr>
-                <w:noProof/>
-                <w:webHidden/>
-              </w:rPr>
-            </w:r>
-            <w:r>
-              <w:rPr>
-                <w:noProof/>
-                <w:webHidden/>
-              </w:rPr>
+              <w:instrText xml:space="preserve">PAGEREF _Toc1727224295 \h</w:instrText>
+            </w:r>
+            <w:r>
               <w:fldChar w:fldCharType="separate"/>
             </w:r>
             <w:r>
               <w:rPr>
-                <w:noProof/>
-                <w:webHidden/>
-              </w:rPr>
-              <w:t>2</w:t>
-            </w:r>
-            <w:r>
-              <w:rPr>
-                <w:noProof/>
-                <w:webHidden/>
-              </w:rPr>
+                <w:rStyle w:val="Hipervnculo"/>
+              </w:rPr>
+              <w:t>4</w:t>
+            </w:r>
+            <w:r>
               <w:fldChar w:fldCharType="end"/>
             </w:r>
           </w:hyperlink>
@@ -1060,66 +923,39 @@
           <w:pPr>
             <w:pStyle w:val="TDC1"/>
             <w:tabs>
-              <w:tab w:val="right" w:leader="dot" w:pos="9350"/>
+              <w:tab w:val="right" w:leader="dot" w:pos="9345"/>
             </w:tabs>
             <w:rPr>
+              <w:rStyle w:val="Hipervnculo"/>
               <w:noProof/>
             </w:rPr>
           </w:pPr>
-          <w:hyperlink w:anchor="_Toc224484335" w:history="1">
+          <w:hyperlink w:anchor="_Toc444614070">
             <w:r>
               <w:rPr>
                 <w:rStyle w:val="Hipervnculo"/>
-                <w:noProof/>
-              </w:rPr>
-              <w:t>3. Estructura del repositorio</w:t>
-            </w:r>
-            <w:r>
-              <w:rPr>
-                <w:noProof/>
-                <w:webHidden/>
-              </w:rPr>
+              </w:rPr>
+              <w:t>Estructura del repositorio</w:t>
+            </w:r>
+            <w:r>
               <w:tab/>
             </w:r>
             <w:r>
-              <w:rPr>
-                <w:noProof/>
-                <w:webHidden/>
-              </w:rPr>
               <w:fldChar w:fldCharType="begin"/>
             </w:r>
             <w:r>
-              <w:rPr>
-                <w:noProof/>
-                <w:webHidden/>
-              </w:rPr>
-              <w:instrText xml:space="preserve"> PAGEREF _Toc224484335 \h </w:instrText>
-            </w:r>
-            <w:r>
-              <w:rPr>
-                <w:noProof/>
-                <w:webHidden/>
-              </w:rPr>
-            </w:r>
-            <w:r>
-              <w:rPr>
-                <w:noProof/>
-                <w:webHidden/>
-              </w:rPr>
+              <w:instrText xml:space="preserve">PAGEREF _Toc444614070 \h</w:instrText>
+            </w:r>
+            <w:r>
               <w:fldChar w:fldCharType="separate"/>
             </w:r>
             <w:r>
               <w:rPr>
-                <w:noProof/>
-                <w:webHidden/>
-              </w:rPr>
-              <w:t>2</w:t>
-            </w:r>
-            <w:r>
-              <w:rPr>
-                <w:noProof/>
-                <w:webHidden/>
-              </w:rPr>
+                <w:rStyle w:val="Hipervnculo"/>
+              </w:rPr>
+              <w:t>4</w:t>
+            </w:r>
+            <w:r>
               <w:fldChar w:fldCharType="end"/>
             </w:r>
           </w:hyperlink>
@@ -1128,66 +964,39 @@
           <w:pPr>
             <w:pStyle w:val="TDC1"/>
             <w:tabs>
-              <w:tab w:val="right" w:leader="dot" w:pos="9350"/>
+              <w:tab w:val="right" w:leader="dot" w:pos="9345"/>
             </w:tabs>
             <w:rPr>
+              <w:rStyle w:val="Hipervnculo"/>
               <w:noProof/>
             </w:rPr>
           </w:pPr>
-          <w:hyperlink w:anchor="_Toc224484336" w:history="1">
+          <w:hyperlink w:anchor="_Toc1216347742">
             <w:r>
               <w:rPr>
                 <w:rStyle w:val="Hipervnculo"/>
-                <w:noProof/>
-              </w:rPr>
-              <w:t>4. Exploración inicial del dataset</w:t>
-            </w:r>
-            <w:r>
-              <w:rPr>
-                <w:noProof/>
-                <w:webHidden/>
-              </w:rPr>
+              </w:rPr>
+              <w:t>Exploración inicial del dataset</w:t>
+            </w:r>
+            <w:r>
               <w:tab/>
             </w:r>
             <w:r>
-              <w:rPr>
-                <w:noProof/>
-                <w:webHidden/>
-              </w:rPr>
               <w:fldChar w:fldCharType="begin"/>
             </w:r>
             <w:r>
-              <w:rPr>
-                <w:noProof/>
-                <w:webHidden/>
-              </w:rPr>
-              <w:instrText xml:space="preserve"> PAGEREF _Toc224484336 \h </w:instrText>
-            </w:r>
-            <w:r>
-              <w:rPr>
-                <w:noProof/>
-                <w:webHidden/>
-              </w:rPr>
-            </w:r>
-            <w:r>
-              <w:rPr>
-                <w:noProof/>
-                <w:webHidden/>
-              </w:rPr>
+              <w:instrText xml:space="preserve">PAGEREF _Toc1216347742 \h</w:instrText>
+            </w:r>
+            <w:r>
               <w:fldChar w:fldCharType="separate"/>
             </w:r>
             <w:r>
               <w:rPr>
-                <w:noProof/>
-                <w:webHidden/>
-              </w:rPr>
-              <w:t>2</w:t>
-            </w:r>
-            <w:r>
-              <w:rPr>
-                <w:noProof/>
-                <w:webHidden/>
-              </w:rPr>
+                <w:rStyle w:val="Hipervnculo"/>
+              </w:rPr>
+              <w:t>4</w:t>
+            </w:r>
+            <w:r>
               <w:fldChar w:fldCharType="end"/>
             </w:r>
           </w:hyperlink>
@@ -1196,66 +1005,39 @@
           <w:pPr>
             <w:pStyle w:val="TDC2"/>
             <w:tabs>
-              <w:tab w:val="right" w:leader="dot" w:pos="9350"/>
+              <w:tab w:val="right" w:leader="dot" w:pos="9345"/>
             </w:tabs>
             <w:rPr>
+              <w:rStyle w:val="Hipervnculo"/>
               <w:noProof/>
             </w:rPr>
           </w:pPr>
-          <w:hyperlink w:anchor="_Toc224484337" w:history="1">
+          <w:hyperlink w:anchor="_Toc1087097503">
             <w:r>
               <w:rPr>
                 <w:rStyle w:val="Hipervnculo"/>
-                <w:noProof/>
-              </w:rPr>
-              <w:t>4.1 Descripción de columnas</w:t>
-            </w:r>
-            <w:r>
-              <w:rPr>
-                <w:noProof/>
-                <w:webHidden/>
-              </w:rPr>
+              </w:rPr>
+              <w:t>Descripción de columnas</w:t>
+            </w:r>
+            <w:r>
               <w:tab/>
             </w:r>
             <w:r>
-              <w:rPr>
-                <w:noProof/>
-                <w:webHidden/>
-              </w:rPr>
               <w:fldChar w:fldCharType="begin"/>
             </w:r>
             <w:r>
-              <w:rPr>
-                <w:noProof/>
-                <w:webHidden/>
-              </w:rPr>
-              <w:instrText xml:space="preserve"> PAGEREF _Toc224484337 \h </w:instrText>
-            </w:r>
-            <w:r>
-              <w:rPr>
-                <w:noProof/>
-                <w:webHidden/>
-              </w:rPr>
-            </w:r>
-            <w:r>
-              <w:rPr>
-                <w:noProof/>
-                <w:webHidden/>
-              </w:rPr>
+              <w:instrText xml:space="preserve">PAGEREF _Toc1087097503 \h</w:instrText>
+            </w:r>
+            <w:r>
               <w:fldChar w:fldCharType="separate"/>
             </w:r>
             <w:r>
               <w:rPr>
-                <w:noProof/>
-                <w:webHidden/>
-              </w:rPr>
-              <w:t>2</w:t>
-            </w:r>
-            <w:r>
-              <w:rPr>
-                <w:noProof/>
-                <w:webHidden/>
-              </w:rPr>
+                <w:rStyle w:val="Hipervnculo"/>
+              </w:rPr>
+              <w:t>5</w:t>
+            </w:r>
+            <w:r>
               <w:fldChar w:fldCharType="end"/>
             </w:r>
           </w:hyperlink>
@@ -1264,66 +1046,39 @@
           <w:pPr>
             <w:pStyle w:val="TDC2"/>
             <w:tabs>
-              <w:tab w:val="right" w:leader="dot" w:pos="9350"/>
+              <w:tab w:val="right" w:leader="dot" w:pos="9345"/>
             </w:tabs>
             <w:rPr>
+              <w:rStyle w:val="Hipervnculo"/>
               <w:noProof/>
             </w:rPr>
           </w:pPr>
-          <w:hyperlink w:anchor="_Toc224484339" w:history="1">
+          <w:hyperlink w:anchor="_Toc428225768">
             <w:r>
               <w:rPr>
                 <w:rStyle w:val="Hipervnculo"/>
-                <w:noProof/>
-              </w:rPr>
-              <w:t>4.2 Observaciones iniciales</w:t>
-            </w:r>
-            <w:r>
-              <w:rPr>
-                <w:noProof/>
-                <w:webHidden/>
-              </w:rPr>
+              </w:rPr>
+              <w:t>Observaciones iniciales</w:t>
+            </w:r>
+            <w:r>
               <w:tab/>
             </w:r>
             <w:r>
-              <w:rPr>
-                <w:noProof/>
-                <w:webHidden/>
-              </w:rPr>
               <w:fldChar w:fldCharType="begin"/>
             </w:r>
             <w:r>
-              <w:rPr>
-                <w:noProof/>
-                <w:webHidden/>
-              </w:rPr>
-              <w:instrText xml:space="preserve"> PAGEREF _Toc224484339 \h </w:instrText>
-            </w:r>
-            <w:r>
-              <w:rPr>
-                <w:noProof/>
-                <w:webHidden/>
-              </w:rPr>
-            </w:r>
-            <w:r>
-              <w:rPr>
-                <w:noProof/>
-                <w:webHidden/>
-              </w:rPr>
+              <w:instrText xml:space="preserve">PAGEREF _Toc428225768 \h</w:instrText>
+            </w:r>
+            <w:r>
               <w:fldChar w:fldCharType="separate"/>
             </w:r>
             <w:r>
               <w:rPr>
-                <w:noProof/>
-                <w:webHidden/>
-              </w:rPr>
-              <w:t>2</w:t>
-            </w:r>
-            <w:r>
-              <w:rPr>
-                <w:noProof/>
-                <w:webHidden/>
-              </w:rPr>
+                <w:rStyle w:val="Hipervnculo"/>
+              </w:rPr>
+              <w:t>5</w:t>
+            </w:r>
+            <w:r>
               <w:fldChar w:fldCharType="end"/>
             </w:r>
           </w:hyperlink>
@@ -1332,66 +1087,39 @@
           <w:pPr>
             <w:pStyle w:val="TDC1"/>
             <w:tabs>
-              <w:tab w:val="right" w:leader="dot" w:pos="9350"/>
+              <w:tab w:val="right" w:leader="dot" w:pos="9345"/>
             </w:tabs>
             <w:rPr>
+              <w:rStyle w:val="Hipervnculo"/>
               <w:noProof/>
             </w:rPr>
           </w:pPr>
-          <w:hyperlink w:anchor="_Toc224484340" w:history="1">
+          <w:hyperlink w:anchor="_Toc1846026656">
             <w:r>
               <w:rPr>
                 <w:rStyle w:val="Hipervnculo"/>
-                <w:noProof/>
-              </w:rPr>
-              <w:t>5. Limpieza de datos (Excel)</w:t>
-            </w:r>
-            <w:r>
-              <w:rPr>
-                <w:noProof/>
-                <w:webHidden/>
-              </w:rPr>
+              </w:rPr>
+              <w:t>Limpieza de datos (Excel)</w:t>
+            </w:r>
+            <w:r>
               <w:tab/>
             </w:r>
             <w:r>
-              <w:rPr>
-                <w:noProof/>
-                <w:webHidden/>
-              </w:rPr>
               <w:fldChar w:fldCharType="begin"/>
             </w:r>
             <w:r>
-              <w:rPr>
-                <w:noProof/>
-                <w:webHidden/>
-              </w:rPr>
-              <w:instrText xml:space="preserve"> PAGEREF _Toc224484340 \h </w:instrText>
-            </w:r>
-            <w:r>
-              <w:rPr>
-                <w:noProof/>
-                <w:webHidden/>
-              </w:rPr>
-            </w:r>
-            <w:r>
-              <w:rPr>
-                <w:noProof/>
-                <w:webHidden/>
-              </w:rPr>
+              <w:instrText xml:space="preserve">PAGEREF _Toc1846026656 \h</w:instrText>
+            </w:r>
+            <w:r>
               <w:fldChar w:fldCharType="separate"/>
             </w:r>
             <w:r>
               <w:rPr>
-                <w:noProof/>
-                <w:webHidden/>
-              </w:rPr>
-              <w:t>2</w:t>
-            </w:r>
-            <w:r>
-              <w:rPr>
-                <w:noProof/>
-                <w:webHidden/>
-              </w:rPr>
+                <w:rStyle w:val="Hipervnculo"/>
+              </w:rPr>
+              <w:t>6</w:t>
+            </w:r>
+            <w:r>
               <w:fldChar w:fldCharType="end"/>
             </w:r>
           </w:hyperlink>
@@ -1400,66 +1128,39 @@
           <w:pPr>
             <w:pStyle w:val="TDC2"/>
             <w:tabs>
-              <w:tab w:val="right" w:leader="dot" w:pos="9350"/>
+              <w:tab w:val="right" w:leader="dot" w:pos="9345"/>
             </w:tabs>
             <w:rPr>
+              <w:rStyle w:val="Hipervnculo"/>
               <w:noProof/>
             </w:rPr>
           </w:pPr>
-          <w:hyperlink w:anchor="_Toc224484341" w:history="1">
+          <w:hyperlink w:anchor="_Toc1984427596">
             <w:r>
               <w:rPr>
                 <w:rStyle w:val="Hipervnculo"/>
-                <w:noProof/>
-              </w:rPr>
-              <w:t>5.1 Problemas encontrados</w:t>
-            </w:r>
-            <w:r>
-              <w:rPr>
-                <w:noProof/>
-                <w:webHidden/>
-              </w:rPr>
+              </w:rPr>
+              <w:t>Problemas encontrados</w:t>
+            </w:r>
+            <w:r>
               <w:tab/>
             </w:r>
             <w:r>
-              <w:rPr>
-                <w:noProof/>
-                <w:webHidden/>
-              </w:rPr>
               <w:fldChar w:fldCharType="begin"/>
             </w:r>
             <w:r>
-              <w:rPr>
-                <w:noProof/>
-                <w:webHidden/>
-              </w:rPr>
-              <w:instrText xml:space="preserve"> PAGEREF _Toc224484341 \h </w:instrText>
-            </w:r>
-            <w:r>
-              <w:rPr>
-                <w:noProof/>
-                <w:webHidden/>
-              </w:rPr>
-            </w:r>
-            <w:r>
-              <w:rPr>
-                <w:noProof/>
-                <w:webHidden/>
-              </w:rPr>
+              <w:instrText xml:space="preserve">PAGEREF _Toc1984427596 \h</w:instrText>
+            </w:r>
+            <w:r>
               <w:fldChar w:fldCharType="separate"/>
             </w:r>
             <w:r>
               <w:rPr>
-                <w:noProof/>
-                <w:webHidden/>
-              </w:rPr>
-              <w:t>3</w:t>
-            </w:r>
-            <w:r>
-              <w:rPr>
-                <w:noProof/>
-                <w:webHidden/>
-              </w:rPr>
+                <w:rStyle w:val="Hipervnculo"/>
+              </w:rPr>
+              <w:t>6</w:t>
+            </w:r>
+            <w:r>
               <w:fldChar w:fldCharType="end"/>
             </w:r>
           </w:hyperlink>
@@ -1468,66 +1169,39 @@
           <w:pPr>
             <w:pStyle w:val="TDC2"/>
             <w:tabs>
-              <w:tab w:val="right" w:leader="dot" w:pos="9350"/>
+              <w:tab w:val="right" w:leader="dot" w:pos="9345"/>
             </w:tabs>
             <w:rPr>
+              <w:rStyle w:val="Hipervnculo"/>
               <w:noProof/>
             </w:rPr>
           </w:pPr>
-          <w:hyperlink w:anchor="_Toc224484342" w:history="1">
+          <w:hyperlink w:anchor="_Toc398007268">
             <w:r>
               <w:rPr>
                 <w:rStyle w:val="Hipervnculo"/>
-                <w:noProof/>
-              </w:rPr>
-              <w:t>5.2 Transformaciones aplicadas</w:t>
-            </w:r>
-            <w:r>
-              <w:rPr>
-                <w:noProof/>
-                <w:webHidden/>
-              </w:rPr>
+              </w:rPr>
+              <w:t>Transformaciones aplicadas</w:t>
+            </w:r>
+            <w:r>
               <w:tab/>
             </w:r>
             <w:r>
-              <w:rPr>
-                <w:noProof/>
-                <w:webHidden/>
-              </w:rPr>
               <w:fldChar w:fldCharType="begin"/>
             </w:r>
             <w:r>
-              <w:rPr>
-                <w:noProof/>
-                <w:webHidden/>
-              </w:rPr>
-              <w:instrText xml:space="preserve"> PAGEREF _Toc224484342 \h </w:instrText>
-            </w:r>
-            <w:r>
-              <w:rPr>
-                <w:noProof/>
-                <w:webHidden/>
-              </w:rPr>
-            </w:r>
-            <w:r>
-              <w:rPr>
-                <w:noProof/>
-                <w:webHidden/>
-              </w:rPr>
+              <w:instrText xml:space="preserve">PAGEREF _Toc398007268 \h</w:instrText>
+            </w:r>
+            <w:r>
               <w:fldChar w:fldCharType="separate"/>
             </w:r>
             <w:r>
               <w:rPr>
-                <w:noProof/>
-                <w:webHidden/>
-              </w:rPr>
-              <w:t>3</w:t>
-            </w:r>
-            <w:r>
-              <w:rPr>
-                <w:noProof/>
-                <w:webHidden/>
-              </w:rPr>
+                <w:rStyle w:val="Hipervnculo"/>
+              </w:rPr>
+              <w:t>6</w:t>
+            </w:r>
+            <w:r>
               <w:fldChar w:fldCharType="end"/>
             </w:r>
           </w:hyperlink>
@@ -1536,66 +1210,39 @@
           <w:pPr>
             <w:pStyle w:val="TDC1"/>
             <w:tabs>
-              <w:tab w:val="right" w:leader="dot" w:pos="9350"/>
+              <w:tab w:val="right" w:leader="dot" w:pos="9345"/>
             </w:tabs>
             <w:rPr>
+              <w:rStyle w:val="Hipervnculo"/>
               <w:noProof/>
             </w:rPr>
           </w:pPr>
-          <w:hyperlink w:anchor="_Toc224484343" w:history="1">
+          <w:hyperlink w:anchor="_Toc856493782">
             <w:r>
               <w:rPr>
                 <w:rStyle w:val="Hipervnculo"/>
-                <w:noProof/>
-              </w:rPr>
-              <w:t>6. Modelado de datos</w:t>
-            </w:r>
-            <w:r>
-              <w:rPr>
-                <w:noProof/>
-                <w:webHidden/>
-              </w:rPr>
+              </w:rPr>
+              <w:t>Modelado de datos</w:t>
+            </w:r>
+            <w:r>
               <w:tab/>
             </w:r>
             <w:r>
-              <w:rPr>
-                <w:noProof/>
-                <w:webHidden/>
-              </w:rPr>
               <w:fldChar w:fldCharType="begin"/>
             </w:r>
             <w:r>
-              <w:rPr>
-                <w:noProof/>
-                <w:webHidden/>
-              </w:rPr>
-              <w:instrText xml:space="preserve"> PAGEREF _Toc224484343 \h </w:instrText>
-            </w:r>
-            <w:r>
-              <w:rPr>
-                <w:noProof/>
-                <w:webHidden/>
-              </w:rPr>
-            </w:r>
-            <w:r>
-              <w:rPr>
-                <w:noProof/>
-                <w:webHidden/>
-              </w:rPr>
+              <w:instrText xml:space="preserve">PAGEREF _Toc856493782 \h</w:instrText>
+            </w:r>
+            <w:r>
               <w:fldChar w:fldCharType="separate"/>
             </w:r>
             <w:r>
               <w:rPr>
-                <w:noProof/>
-                <w:webHidden/>
-              </w:rPr>
-              <w:t>3</w:t>
-            </w:r>
-            <w:r>
-              <w:rPr>
-                <w:noProof/>
-                <w:webHidden/>
-              </w:rPr>
+                <w:rStyle w:val="Hipervnculo"/>
+              </w:rPr>
+              <w:t>7</w:t>
+            </w:r>
+            <w:r>
               <w:fldChar w:fldCharType="end"/>
             </w:r>
           </w:hyperlink>
@@ -1604,66 +1251,39 @@
           <w:pPr>
             <w:pStyle w:val="TDC2"/>
             <w:tabs>
-              <w:tab w:val="right" w:leader="dot" w:pos="9350"/>
+              <w:tab w:val="right" w:leader="dot" w:pos="9345"/>
             </w:tabs>
             <w:rPr>
+              <w:rStyle w:val="Hipervnculo"/>
               <w:noProof/>
             </w:rPr>
           </w:pPr>
-          <w:hyperlink w:anchor="_Toc224484344" w:history="1">
+          <w:hyperlink w:anchor="_Toc751801307">
             <w:r>
               <w:rPr>
                 <w:rStyle w:val="Hipervnculo"/>
-                <w:noProof/>
-              </w:rPr>
-              <w:t>6.1 Decisiones de diseño</w:t>
-            </w:r>
-            <w:r>
-              <w:rPr>
-                <w:noProof/>
-                <w:webHidden/>
-              </w:rPr>
+              </w:rPr>
+              <w:t>Decisiones de diseño</w:t>
+            </w:r>
+            <w:r>
               <w:tab/>
             </w:r>
             <w:r>
-              <w:rPr>
-                <w:noProof/>
-                <w:webHidden/>
-              </w:rPr>
               <w:fldChar w:fldCharType="begin"/>
             </w:r>
             <w:r>
-              <w:rPr>
-                <w:noProof/>
-                <w:webHidden/>
-              </w:rPr>
-              <w:instrText xml:space="preserve"> PAGEREF _Toc224484344 \h </w:instrText>
-            </w:r>
-            <w:r>
-              <w:rPr>
-                <w:noProof/>
-                <w:webHidden/>
-              </w:rPr>
-            </w:r>
-            <w:r>
-              <w:rPr>
-                <w:noProof/>
-                <w:webHidden/>
-              </w:rPr>
+              <w:instrText xml:space="preserve">PAGEREF _Toc751801307 \h</w:instrText>
+            </w:r>
+            <w:r>
               <w:fldChar w:fldCharType="separate"/>
             </w:r>
             <w:r>
               <w:rPr>
-                <w:noProof/>
-                <w:webHidden/>
-              </w:rPr>
-              <w:t>3</w:t>
-            </w:r>
-            <w:r>
-              <w:rPr>
-                <w:noProof/>
-                <w:webHidden/>
-              </w:rPr>
+                <w:rStyle w:val="Hipervnculo"/>
+              </w:rPr>
+              <w:t>7</w:t>
+            </w:r>
+            <w:r>
               <w:fldChar w:fldCharType="end"/>
             </w:r>
           </w:hyperlink>
@@ -1672,66 +1292,39 @@
           <w:pPr>
             <w:pStyle w:val="TDC2"/>
             <w:tabs>
-              <w:tab w:val="right" w:leader="dot" w:pos="9350"/>
+              <w:tab w:val="right" w:leader="dot" w:pos="9345"/>
             </w:tabs>
             <w:rPr>
+              <w:rStyle w:val="Hipervnculo"/>
               <w:noProof/>
             </w:rPr>
           </w:pPr>
-          <w:hyperlink w:anchor="_Toc224484345" w:history="1">
+          <w:hyperlink w:anchor="_Toc1684912628">
             <w:r>
               <w:rPr>
                 <w:rStyle w:val="Hipervnculo"/>
-                <w:noProof/>
-              </w:rPr>
-              <w:t>6.2 Diagrama Entidad-Relación (DER)</w:t>
-            </w:r>
-            <w:r>
-              <w:rPr>
-                <w:noProof/>
-                <w:webHidden/>
-              </w:rPr>
+              </w:rPr>
+              <w:t>Diagrama Entidad-Relación (DER)</w:t>
+            </w:r>
+            <w:r>
               <w:tab/>
             </w:r>
             <w:r>
-              <w:rPr>
-                <w:noProof/>
-                <w:webHidden/>
-              </w:rPr>
               <w:fldChar w:fldCharType="begin"/>
             </w:r>
             <w:r>
-              <w:rPr>
-                <w:noProof/>
-                <w:webHidden/>
-              </w:rPr>
-              <w:instrText xml:space="preserve"> PAGEREF _Toc224484345 \h </w:instrText>
-            </w:r>
-            <w:r>
-              <w:rPr>
-                <w:noProof/>
-                <w:webHidden/>
-              </w:rPr>
-            </w:r>
-            <w:r>
-              <w:rPr>
-                <w:noProof/>
-                <w:webHidden/>
-              </w:rPr>
+              <w:instrText xml:space="preserve">PAGEREF _Toc1684912628 \h</w:instrText>
+            </w:r>
+            <w:r>
               <w:fldChar w:fldCharType="separate"/>
             </w:r>
             <w:r>
               <w:rPr>
-                <w:noProof/>
-                <w:webHidden/>
-              </w:rPr>
-              <w:t>3</w:t>
-            </w:r>
-            <w:r>
-              <w:rPr>
-                <w:noProof/>
-                <w:webHidden/>
-              </w:rPr>
+                <w:rStyle w:val="Hipervnculo"/>
+              </w:rPr>
+              <w:t>7</w:t>
+            </w:r>
+            <w:r>
               <w:fldChar w:fldCharType="end"/>
             </w:r>
           </w:hyperlink>
@@ -1740,66 +1333,80 @@
           <w:pPr>
             <w:pStyle w:val="TDC2"/>
             <w:tabs>
-              <w:tab w:val="right" w:leader="dot" w:pos="9350"/>
+              <w:tab w:val="right" w:leader="dot" w:pos="9345"/>
             </w:tabs>
             <w:rPr>
+              <w:rStyle w:val="Hipervnculo"/>
               <w:noProof/>
             </w:rPr>
           </w:pPr>
-          <w:hyperlink w:anchor="_Toc224484346" w:history="1">
+          <w:hyperlink w:anchor="_Toc1517330655">
             <w:r>
               <w:rPr>
                 <w:rStyle w:val="Hipervnculo"/>
-                <w:noProof/>
-              </w:rPr>
-              <w:t>6.3 Normalización aplicada</w:t>
-            </w:r>
-            <w:r>
-              <w:rPr>
-                <w:noProof/>
-                <w:webHidden/>
-              </w:rPr>
+              </w:rPr>
+              <w:t>Modelo Relacional (MR)</w:t>
+            </w:r>
+            <w:r>
               <w:tab/>
             </w:r>
             <w:r>
-              <w:rPr>
-                <w:noProof/>
-                <w:webHidden/>
-              </w:rPr>
               <w:fldChar w:fldCharType="begin"/>
             </w:r>
             <w:r>
-              <w:rPr>
-                <w:noProof/>
-                <w:webHidden/>
-              </w:rPr>
-              <w:instrText xml:space="preserve"> PAGEREF _Toc224484346 \h </w:instrText>
-            </w:r>
-            <w:r>
-              <w:rPr>
-                <w:noProof/>
-                <w:webHidden/>
-              </w:rPr>
-            </w:r>
-            <w:r>
-              <w:rPr>
-                <w:noProof/>
-                <w:webHidden/>
-              </w:rPr>
+              <w:instrText xml:space="preserve">PAGEREF _Toc1517330655 \h</w:instrText>
+            </w:r>
+            <w:r>
               <w:fldChar w:fldCharType="separate"/>
             </w:r>
             <w:r>
               <w:rPr>
-                <w:noProof/>
-                <w:webHidden/>
-              </w:rPr>
-              <w:t>3</w:t>
-            </w:r>
-            <w:r>
-              <w:rPr>
-                <w:noProof/>
-                <w:webHidden/>
-              </w:rPr>
+                <w:rStyle w:val="Hipervnculo"/>
+              </w:rPr>
+              <w:t>7</w:t>
+            </w:r>
+            <w:r>
+              <w:fldChar w:fldCharType="end"/>
+            </w:r>
+          </w:hyperlink>
+        </w:p>
+        <w:p>
+          <w:pPr>
+            <w:pStyle w:val="TDC2"/>
+            <w:tabs>
+              <w:tab w:val="right" w:leader="dot" w:pos="9345"/>
+            </w:tabs>
+            <w:rPr>
+              <w:rStyle w:val="Hipervnculo"/>
+              <w:noProof/>
+            </w:rPr>
+          </w:pPr>
+          <w:hyperlink w:anchor="_Toc1013260840">
+            <w:r>
+              <w:rPr>
+                <w:rStyle w:val="Hipervnculo"/>
+              </w:rPr>
+              <w:t>Normalización aplicada</w:t>
+            </w:r>
+            <w:r>
+              <w:tab/>
+            </w:r>
+            <w:r>
+              <w:fldChar w:fldCharType="begin"/>
+            </w:r>
+            <w:r>
+              <w:instrText xml:space="preserve">PAGEREF _Toc1013260840 \h</w:instrText>
+            </w:r>
+            <w:r>
+              <w:fldChar w:fldCharType="separate"/>
+            </w:r>
+            <w:r>
+              <w:rPr>
+                <w:rStyle w:val="Hipervnculo"/>
+              </w:rPr>
+              <w:t>7</w:t>
+            </w:r>
+            <w:r>
               <w:fldChar w:fldCharType="end"/>
             </w:r>
           </w:hyperlink>
@@ -1808,66 +1415,39 @@
           <w:pPr>
             <w:pStyle w:val="TDC1"/>
             <w:tabs>
-              <w:tab w:val="right" w:leader="dot" w:pos="9350"/>
+              <w:tab w:val="right" w:leader="dot" w:pos="9345"/>
             </w:tabs>
             <w:rPr>
+              <w:rStyle w:val="Hipervnculo"/>
               <w:noProof/>
             </w:rPr>
           </w:pPr>
-          <w:hyperlink w:anchor="_Toc224484347" w:history="1">
+          <w:hyperlink w:anchor="_Toc2090218359">
             <w:r>
               <w:rPr>
                 <w:rStyle w:val="Hipervnculo"/>
-                <w:noProof/>
-              </w:rPr>
-              <w:t>7. Base de datos (SQL Server)</w:t>
-            </w:r>
-            <w:r>
-              <w:rPr>
-                <w:noProof/>
-                <w:webHidden/>
-              </w:rPr>
+              </w:rPr>
+              <w:t>Base de datos (SQL Server)</w:t>
+            </w:r>
+            <w:r>
               <w:tab/>
             </w:r>
             <w:r>
-              <w:rPr>
-                <w:noProof/>
-                <w:webHidden/>
-              </w:rPr>
               <w:fldChar w:fldCharType="begin"/>
             </w:r>
             <w:r>
-              <w:rPr>
-                <w:noProof/>
-                <w:webHidden/>
-              </w:rPr>
-              <w:instrText xml:space="preserve"> PAGEREF _Toc224484347 \h </w:instrText>
-            </w:r>
-            <w:r>
-              <w:rPr>
-                <w:noProof/>
-                <w:webHidden/>
-              </w:rPr>
-            </w:r>
-            <w:r>
-              <w:rPr>
-                <w:noProof/>
-                <w:webHidden/>
-              </w:rPr>
+              <w:instrText xml:space="preserve">PAGEREF _Toc2090218359 \h</w:instrText>
+            </w:r>
+            <w:r>
               <w:fldChar w:fldCharType="separate"/>
             </w:r>
             <w:r>
               <w:rPr>
-                <w:noProof/>
-                <w:webHidden/>
-              </w:rPr>
-              <w:t>3</w:t>
-            </w:r>
-            <w:r>
-              <w:rPr>
-                <w:noProof/>
-                <w:webHidden/>
-              </w:rPr>
+                <w:rStyle w:val="Hipervnculo"/>
+              </w:rPr>
+              <w:t>8</w:t>
+            </w:r>
+            <w:r>
               <w:fldChar w:fldCharType="end"/>
             </w:r>
           </w:hyperlink>
@@ -1876,66 +1456,39 @@
           <w:pPr>
             <w:pStyle w:val="TDC2"/>
             <w:tabs>
-              <w:tab w:val="right" w:leader="dot" w:pos="9350"/>
+              <w:tab w:val="right" w:leader="dot" w:pos="9345"/>
             </w:tabs>
             <w:rPr>
+              <w:rStyle w:val="Hipervnculo"/>
               <w:noProof/>
             </w:rPr>
           </w:pPr>
-          <w:hyperlink w:anchor="_Toc224484348" w:history="1">
+          <w:hyperlink w:anchor="_Toc778988079">
             <w:r>
               <w:rPr>
                 <w:rStyle w:val="Hipervnculo"/>
-                <w:noProof/>
-              </w:rPr>
-              <w:t>7.1 Estructura de tablas</w:t>
-            </w:r>
-            <w:r>
-              <w:rPr>
-                <w:noProof/>
-                <w:webHidden/>
-              </w:rPr>
+              </w:rPr>
+              <w:t>Estructura de tablas</w:t>
+            </w:r>
+            <w:r>
               <w:tab/>
             </w:r>
             <w:r>
-              <w:rPr>
-                <w:noProof/>
-                <w:webHidden/>
-              </w:rPr>
               <w:fldChar w:fldCharType="begin"/>
             </w:r>
             <w:r>
-              <w:rPr>
-                <w:noProof/>
-                <w:webHidden/>
-              </w:rPr>
-              <w:instrText xml:space="preserve"> PAGEREF _Toc224484348 \h </w:instrText>
-            </w:r>
-            <w:r>
-              <w:rPr>
-                <w:noProof/>
-                <w:webHidden/>
-              </w:rPr>
-            </w:r>
-            <w:r>
-              <w:rPr>
-                <w:noProof/>
-                <w:webHidden/>
-              </w:rPr>
+              <w:instrText xml:space="preserve">PAGEREF _Toc778988079 \h</w:instrText>
+            </w:r>
+            <w:r>
               <w:fldChar w:fldCharType="separate"/>
             </w:r>
             <w:r>
               <w:rPr>
-                <w:noProof/>
-                <w:webHidden/>
-              </w:rPr>
-              <w:t>3</w:t>
-            </w:r>
-            <w:r>
-              <w:rPr>
-                <w:noProof/>
-                <w:webHidden/>
-              </w:rPr>
+                <w:rStyle w:val="Hipervnculo"/>
+              </w:rPr>
+              <w:t>8</w:t>
+            </w:r>
+            <w:r>
               <w:fldChar w:fldCharType="end"/>
             </w:r>
           </w:hyperlink>
@@ -1944,66 +1497,39 @@
           <w:pPr>
             <w:pStyle w:val="TDC2"/>
             <w:tabs>
-              <w:tab w:val="right" w:leader="dot" w:pos="9350"/>
+              <w:tab w:val="right" w:leader="dot" w:pos="9345"/>
             </w:tabs>
             <w:rPr>
+              <w:rStyle w:val="Hipervnculo"/>
               <w:noProof/>
             </w:rPr>
           </w:pPr>
-          <w:hyperlink w:anchor="_Toc224484349" w:history="1">
+          <w:hyperlink w:anchor="_Toc608448646">
             <w:r>
               <w:rPr>
                 <w:rStyle w:val="Hipervnculo"/>
-                <w:noProof/>
-              </w:rPr>
-              <w:t>7.2 Scripts de creación</w:t>
-            </w:r>
-            <w:r>
-              <w:rPr>
-                <w:noProof/>
-                <w:webHidden/>
-              </w:rPr>
+              </w:rPr>
+              <w:t>Scripts de creación</w:t>
+            </w:r>
+            <w:r>
               <w:tab/>
             </w:r>
             <w:r>
-              <w:rPr>
-                <w:noProof/>
-                <w:webHidden/>
-              </w:rPr>
               <w:fldChar w:fldCharType="begin"/>
             </w:r>
             <w:r>
-              <w:rPr>
-                <w:noProof/>
-                <w:webHidden/>
-              </w:rPr>
-              <w:instrText xml:space="preserve"> PAGEREF _Toc224484349 \h </w:instrText>
-            </w:r>
-            <w:r>
-              <w:rPr>
-                <w:noProof/>
-                <w:webHidden/>
-              </w:rPr>
-            </w:r>
-            <w:r>
-              <w:rPr>
-                <w:noProof/>
-                <w:webHidden/>
-              </w:rPr>
+              <w:instrText xml:space="preserve">PAGEREF _Toc608448646 \h</w:instrText>
+            </w:r>
+            <w:r>
               <w:fldChar w:fldCharType="separate"/>
             </w:r>
             <w:r>
               <w:rPr>
-                <w:noProof/>
-                <w:webHidden/>
-              </w:rPr>
-              <w:t>3</w:t>
-            </w:r>
-            <w:r>
-              <w:rPr>
-                <w:noProof/>
-                <w:webHidden/>
-              </w:rPr>
+                <w:rStyle w:val="Hipervnculo"/>
+              </w:rPr>
+              <w:t>9</w:t>
+            </w:r>
+            <w:r>
               <w:fldChar w:fldCharType="end"/>
             </w:r>
           </w:hyperlink>
@@ -2012,66 +1538,39 @@
           <w:pPr>
             <w:pStyle w:val="TDC2"/>
             <w:tabs>
-              <w:tab w:val="right" w:leader="dot" w:pos="9350"/>
+              <w:tab w:val="right" w:leader="dot" w:pos="9345"/>
             </w:tabs>
             <w:rPr>
+              <w:rStyle w:val="Hipervnculo"/>
               <w:noProof/>
             </w:rPr>
           </w:pPr>
-          <w:hyperlink w:anchor="_Toc224484350" w:history="1">
+          <w:hyperlink w:anchor="_Toc687599154">
             <w:r>
               <w:rPr>
                 <w:rStyle w:val="Hipervnculo"/>
-                <w:noProof/>
-              </w:rPr>
-              <w:t>7.3 Consultas principales</w:t>
-            </w:r>
-            <w:r>
-              <w:rPr>
-                <w:noProof/>
-                <w:webHidden/>
-              </w:rPr>
+              </w:rPr>
+              <w:t>Consultas principales</w:t>
+            </w:r>
+            <w:r>
               <w:tab/>
             </w:r>
             <w:r>
-              <w:rPr>
-                <w:noProof/>
-                <w:webHidden/>
-              </w:rPr>
               <w:fldChar w:fldCharType="begin"/>
             </w:r>
             <w:r>
-              <w:rPr>
-                <w:noProof/>
-                <w:webHidden/>
-              </w:rPr>
-              <w:instrText xml:space="preserve"> PAGEREF _Toc224484350 \h </w:instrText>
-            </w:r>
-            <w:r>
-              <w:rPr>
-                <w:noProof/>
-                <w:webHidden/>
-              </w:rPr>
-            </w:r>
-            <w:r>
-              <w:rPr>
-                <w:noProof/>
-                <w:webHidden/>
-              </w:rPr>
+              <w:instrText xml:space="preserve">PAGEREF _Toc687599154 \h</w:instrText>
+            </w:r>
+            <w:r>
               <w:fldChar w:fldCharType="separate"/>
             </w:r>
             <w:r>
               <w:rPr>
-                <w:noProof/>
-                <w:webHidden/>
-              </w:rPr>
-              <w:t>3</w:t>
-            </w:r>
-            <w:r>
-              <w:rPr>
-                <w:noProof/>
-                <w:webHidden/>
-              </w:rPr>
+                <w:rStyle w:val="Hipervnculo"/>
+              </w:rPr>
+              <w:t>10</w:t>
+            </w:r>
+            <w:r>
               <w:fldChar w:fldCharType="end"/>
             </w:r>
           </w:hyperlink>
@@ -2080,66 +1579,39 @@
           <w:pPr>
             <w:pStyle w:val="TDC2"/>
             <w:tabs>
-              <w:tab w:val="right" w:leader="dot" w:pos="9350"/>
+              <w:tab w:val="right" w:leader="dot" w:pos="9345"/>
             </w:tabs>
             <w:rPr>
+              <w:rStyle w:val="Hipervnculo"/>
               <w:noProof/>
             </w:rPr>
           </w:pPr>
-          <w:hyperlink w:anchor="_Toc224484351" w:history="1">
+          <w:hyperlink w:anchor="_Toc609345798">
             <w:r>
               <w:rPr>
                 <w:rStyle w:val="Hipervnculo"/>
-                <w:noProof/>
-              </w:rPr>
-              <w:t>7.4 Vistas y Stored Procedures</w:t>
-            </w:r>
-            <w:r>
-              <w:rPr>
-                <w:noProof/>
-                <w:webHidden/>
-              </w:rPr>
+              </w:rPr>
+              <w:t>Vistas y Stored Procedures</w:t>
+            </w:r>
+            <w:r>
               <w:tab/>
             </w:r>
             <w:r>
-              <w:rPr>
-                <w:noProof/>
-                <w:webHidden/>
-              </w:rPr>
               <w:fldChar w:fldCharType="begin"/>
             </w:r>
             <w:r>
-              <w:rPr>
-                <w:noProof/>
-                <w:webHidden/>
-              </w:rPr>
-              <w:instrText xml:space="preserve"> PAGEREF _Toc224484351 \h </w:instrText>
-            </w:r>
-            <w:r>
-              <w:rPr>
-                <w:noProof/>
-                <w:webHidden/>
-              </w:rPr>
-            </w:r>
-            <w:r>
-              <w:rPr>
-                <w:noProof/>
-                <w:webHidden/>
-              </w:rPr>
+              <w:instrText xml:space="preserve">PAGEREF _Toc609345798 \h</w:instrText>
+            </w:r>
+            <w:r>
               <w:fldChar w:fldCharType="separate"/>
             </w:r>
             <w:r>
               <w:rPr>
-                <w:noProof/>
-                <w:webHidden/>
-              </w:rPr>
-              <w:t>3</w:t>
-            </w:r>
-            <w:r>
-              <w:rPr>
-                <w:noProof/>
-                <w:webHidden/>
-              </w:rPr>
+                <w:rStyle w:val="Hipervnculo"/>
+              </w:rPr>
+              <w:t>10</w:t>
+            </w:r>
+            <w:r>
               <w:fldChar w:fldCharType="end"/>
             </w:r>
           </w:hyperlink>
@@ -2148,66 +1620,39 @@
           <w:pPr>
             <w:pStyle w:val="TDC1"/>
             <w:tabs>
-              <w:tab w:val="right" w:leader="dot" w:pos="9350"/>
+              <w:tab w:val="right" w:leader="dot" w:pos="9345"/>
             </w:tabs>
             <w:rPr>
+              <w:rStyle w:val="Hipervnculo"/>
               <w:noProof/>
             </w:rPr>
           </w:pPr>
-          <w:hyperlink w:anchor="_Toc224484352" w:history="1">
+          <w:hyperlink w:anchor="_Toc1239584591">
             <w:r>
               <w:rPr>
                 <w:rStyle w:val="Hipervnculo"/>
-                <w:noProof/>
-              </w:rPr>
-              <w:t>8. Visualización (Power BI)</w:t>
-            </w:r>
-            <w:r>
-              <w:rPr>
-                <w:noProof/>
-                <w:webHidden/>
-              </w:rPr>
+              </w:rPr>
+              <w:t>Visualización (Power BI)</w:t>
+            </w:r>
+            <w:r>
               <w:tab/>
             </w:r>
             <w:r>
-              <w:rPr>
-                <w:noProof/>
-                <w:webHidden/>
-              </w:rPr>
               <w:fldChar w:fldCharType="begin"/>
             </w:r>
             <w:r>
-              <w:rPr>
-                <w:noProof/>
-                <w:webHidden/>
-              </w:rPr>
-              <w:instrText xml:space="preserve"> PAGEREF _Toc224484352 \h </w:instrText>
-            </w:r>
-            <w:r>
-              <w:rPr>
-                <w:noProof/>
-                <w:webHidden/>
-              </w:rPr>
-            </w:r>
-            <w:r>
-              <w:rPr>
-                <w:noProof/>
-                <w:webHidden/>
-              </w:rPr>
+              <w:instrText xml:space="preserve">PAGEREF _Toc1239584591 \h</w:instrText>
+            </w:r>
+            <w:r>
               <w:fldChar w:fldCharType="separate"/>
             </w:r>
             <w:r>
               <w:rPr>
-                <w:noProof/>
-                <w:webHidden/>
-              </w:rPr>
-              <w:t>4</w:t>
-            </w:r>
-            <w:r>
-              <w:rPr>
-                <w:noProof/>
-                <w:webHidden/>
-              </w:rPr>
+                <w:rStyle w:val="Hipervnculo"/>
+              </w:rPr>
+              <w:t>11</w:t>
+            </w:r>
+            <w:r>
               <w:fldChar w:fldCharType="end"/>
             </w:r>
           </w:hyperlink>
@@ -2216,66 +1661,39 @@
           <w:pPr>
             <w:pStyle w:val="TDC2"/>
             <w:tabs>
-              <w:tab w:val="right" w:leader="dot" w:pos="9350"/>
+              <w:tab w:val="right" w:leader="dot" w:pos="9345"/>
             </w:tabs>
             <w:rPr>
+              <w:rStyle w:val="Hipervnculo"/>
               <w:noProof/>
             </w:rPr>
           </w:pPr>
-          <w:hyperlink w:anchor="_Toc224484353" w:history="1">
+          <w:hyperlink w:anchor="_Toc1436796713">
             <w:r>
               <w:rPr>
                 <w:rStyle w:val="Hipervnculo"/>
-                <w:noProof/>
-              </w:rPr>
-              <w:t>8.1 Modelo de datos</w:t>
-            </w:r>
-            <w:r>
-              <w:rPr>
-                <w:noProof/>
-                <w:webHidden/>
-              </w:rPr>
+              </w:rPr>
+              <w:t>Medidas DAX</w:t>
+            </w:r>
+            <w:r>
               <w:tab/>
             </w:r>
             <w:r>
-              <w:rPr>
-                <w:noProof/>
-                <w:webHidden/>
-              </w:rPr>
               <w:fldChar w:fldCharType="begin"/>
             </w:r>
             <w:r>
-              <w:rPr>
-                <w:noProof/>
-                <w:webHidden/>
-              </w:rPr>
-              <w:instrText xml:space="preserve"> PAGEREF _Toc224484353 \h </w:instrText>
-            </w:r>
-            <w:r>
-              <w:rPr>
-                <w:noProof/>
-                <w:webHidden/>
-              </w:rPr>
-            </w:r>
-            <w:r>
-              <w:rPr>
-                <w:noProof/>
-                <w:webHidden/>
-              </w:rPr>
+              <w:instrText xml:space="preserve">PAGEREF _Toc1436796713 \h</w:instrText>
+            </w:r>
+            <w:r>
               <w:fldChar w:fldCharType="separate"/>
             </w:r>
             <w:r>
               <w:rPr>
-                <w:noProof/>
-                <w:webHidden/>
-              </w:rPr>
-              <w:t>4</w:t>
-            </w:r>
-            <w:r>
-              <w:rPr>
-                <w:noProof/>
-                <w:webHidden/>
-              </w:rPr>
+                <w:rStyle w:val="Hipervnculo"/>
+              </w:rPr>
+              <w:t>11</w:t>
+            </w:r>
+            <w:r>
               <w:fldChar w:fldCharType="end"/>
             </w:r>
           </w:hyperlink>
@@ -2284,134 +1702,39 @@
           <w:pPr>
             <w:pStyle w:val="TDC2"/>
             <w:tabs>
-              <w:tab w:val="right" w:leader="dot" w:pos="9350"/>
+              <w:tab w:val="right" w:leader="dot" w:pos="9345"/>
             </w:tabs>
             <w:rPr>
+              <w:rStyle w:val="Hipervnculo"/>
               <w:noProof/>
             </w:rPr>
           </w:pPr>
-          <w:hyperlink w:anchor="_Toc224484354" w:history="1">
+          <w:hyperlink w:anchor="_Toc1457761757">
             <w:r>
               <w:rPr>
                 <w:rStyle w:val="Hipervnculo"/>
-                <w:noProof/>
-              </w:rPr>
-              <w:t>8.2 Medidas DAX</w:t>
-            </w:r>
-            <w:r>
-              <w:rPr>
-                <w:noProof/>
-                <w:webHidden/>
-              </w:rPr>
+              </w:rPr>
+              <w:t>Descripción del dashboard</w:t>
+            </w:r>
+            <w:r>
               <w:tab/>
             </w:r>
             <w:r>
-              <w:rPr>
-                <w:noProof/>
-                <w:webHidden/>
-              </w:rPr>
               <w:fldChar w:fldCharType="begin"/>
             </w:r>
             <w:r>
-              <w:rPr>
-                <w:noProof/>
-                <w:webHidden/>
-              </w:rPr>
-              <w:instrText xml:space="preserve"> PAGEREF _Toc224484354 \h </w:instrText>
-            </w:r>
-            <w:r>
-              <w:rPr>
-                <w:noProof/>
-                <w:webHidden/>
-              </w:rPr>
-            </w:r>
-            <w:r>
-              <w:rPr>
-                <w:noProof/>
-                <w:webHidden/>
-              </w:rPr>
+              <w:instrText xml:space="preserve">PAGEREF _Toc1457761757 \h</w:instrText>
+            </w:r>
+            <w:r>
               <w:fldChar w:fldCharType="separate"/>
             </w:r>
             <w:r>
               <w:rPr>
-                <w:noProof/>
-                <w:webHidden/>
-              </w:rPr>
-              <w:t>4</w:t>
-            </w:r>
-            <w:r>
-              <w:rPr>
-                <w:noProof/>
-                <w:webHidden/>
-              </w:rPr>
-              <w:fldChar w:fldCharType="end"/>
-            </w:r>
-          </w:hyperlink>
-        </w:p>
-        <w:p>
-          <w:pPr>
-            <w:pStyle w:val="TDC2"/>
-            <w:tabs>
-              <w:tab w:val="right" w:leader="dot" w:pos="9350"/>
-            </w:tabs>
-            <w:rPr>
-              <w:noProof/>
-            </w:rPr>
-          </w:pPr>
-          <w:hyperlink w:anchor="_Toc224484355" w:history="1">
-            <w:r>
-              <w:rPr>
                 <w:rStyle w:val="Hipervnculo"/>
-                <w:noProof/>
-              </w:rPr>
-              <w:t>8.3 Descripción del dashboard</w:t>
-            </w:r>
-            <w:r>
-              <w:rPr>
-                <w:noProof/>
-                <w:webHidden/>
-              </w:rPr>
-              <w:tab/>
-            </w:r>
-            <w:r>
-              <w:rPr>
-                <w:noProof/>
-                <w:webHidden/>
-              </w:rPr>
-              <w:fldChar w:fldCharType="begin"/>
-            </w:r>
-            <w:r>
-              <w:rPr>
-                <w:noProof/>
-                <w:webHidden/>
-              </w:rPr>
-              <w:instrText xml:space="preserve"> PAGEREF _Toc224484355 \h </w:instrText>
-            </w:r>
-            <w:r>
-              <w:rPr>
-                <w:noProof/>
-                <w:webHidden/>
-              </w:rPr>
-            </w:r>
-            <w:r>
-              <w:rPr>
-                <w:noProof/>
-                <w:webHidden/>
-              </w:rPr>
-              <w:fldChar w:fldCharType="separate"/>
-            </w:r>
-            <w:r>
-              <w:rPr>
-                <w:noProof/>
-                <w:webHidden/>
-              </w:rPr>
-              <w:t>4</w:t>
-            </w:r>
-            <w:r>
-              <w:rPr>
-                <w:noProof/>
-                <w:webHidden/>
-              </w:rPr>
+              </w:rPr>
+              <w:t>12</w:t>
+            </w:r>
+            <w:r>
               <w:fldChar w:fldCharType="end"/>
             </w:r>
           </w:hyperlink>
@@ -2420,66 +1743,39 @@
           <w:pPr>
             <w:pStyle w:val="TDC1"/>
             <w:tabs>
-              <w:tab w:val="right" w:leader="dot" w:pos="9350"/>
+              <w:tab w:val="right" w:leader="dot" w:pos="9345"/>
             </w:tabs>
             <w:rPr>
+              <w:rStyle w:val="Hipervnculo"/>
               <w:noProof/>
             </w:rPr>
           </w:pPr>
-          <w:hyperlink w:anchor="_Toc224484356" w:history="1">
+          <w:hyperlink w:anchor="_Toc1940521105">
             <w:r>
               <w:rPr>
                 <w:rStyle w:val="Hipervnculo"/>
-                <w:noProof/>
-              </w:rPr>
-              <w:t>9. Conclusiones y hallazgos</w:t>
-            </w:r>
-            <w:r>
-              <w:rPr>
-                <w:noProof/>
-                <w:webHidden/>
-              </w:rPr>
+              </w:rPr>
+              <w:t>Conclusiones y hallazgos</w:t>
+            </w:r>
+            <w:r>
               <w:tab/>
             </w:r>
             <w:r>
-              <w:rPr>
-                <w:noProof/>
-                <w:webHidden/>
-              </w:rPr>
               <w:fldChar w:fldCharType="begin"/>
             </w:r>
             <w:r>
-              <w:rPr>
-                <w:noProof/>
-                <w:webHidden/>
-              </w:rPr>
-              <w:instrText xml:space="preserve"> PAGEREF _Toc224484356 \h </w:instrText>
-            </w:r>
-            <w:r>
-              <w:rPr>
-                <w:noProof/>
-                <w:webHidden/>
-              </w:rPr>
-            </w:r>
-            <w:r>
-              <w:rPr>
-                <w:noProof/>
-                <w:webHidden/>
-              </w:rPr>
+              <w:instrText xml:space="preserve">PAGEREF _Toc1940521105 \h</w:instrText>
+            </w:r>
+            <w:r>
               <w:fldChar w:fldCharType="separate"/>
             </w:r>
             <w:r>
               <w:rPr>
-                <w:noProof/>
-                <w:webHidden/>
-              </w:rPr>
-              <w:t>4</w:t>
-            </w:r>
-            <w:r>
-              <w:rPr>
-                <w:noProof/>
-                <w:webHidden/>
-              </w:rPr>
+                <w:rStyle w:val="Hipervnculo"/>
+              </w:rPr>
+              <w:t>15</w:t>
+            </w:r>
+            <w:r>
               <w:fldChar w:fldCharType="end"/>
             </w:r>
           </w:hyperlink>
@@ -2488,82 +1784,49 @@
           <w:pPr>
             <w:pStyle w:val="TDC1"/>
             <w:tabs>
-              <w:tab w:val="right" w:leader="dot" w:pos="9350"/>
+              <w:tab w:val="right" w:leader="dot" w:pos="9345"/>
             </w:tabs>
             <w:rPr>
+              <w:rStyle w:val="Hipervnculo"/>
               <w:noProof/>
             </w:rPr>
           </w:pPr>
-          <w:hyperlink w:anchor="_Toc224484357" w:history="1">
+          <w:hyperlink w:anchor="_Toc1850896333">
             <w:r>
               <w:rPr>
                 <w:rStyle w:val="Hipervnculo"/>
-                <w:noProof/>
-              </w:rPr>
-              <w:t>10. Próximos pasos / Mejoras futuras</w:t>
-            </w:r>
-            <w:r>
-              <w:rPr>
-                <w:noProof/>
-                <w:webHidden/>
-              </w:rPr>
+              </w:rPr>
+              <w:t>Próximos pasos / Mejoras futuras</w:t>
+            </w:r>
+            <w:r>
               <w:tab/>
             </w:r>
             <w:r>
-              <w:rPr>
-                <w:noProof/>
-                <w:webHidden/>
-              </w:rPr>
               <w:fldChar w:fldCharType="begin"/>
             </w:r>
             <w:r>
-              <w:rPr>
-                <w:noProof/>
-                <w:webHidden/>
-              </w:rPr>
-              <w:instrText xml:space="preserve"> PAGEREF _Toc224484357 \h </w:instrText>
-            </w:r>
-            <w:r>
-              <w:rPr>
-                <w:noProof/>
-                <w:webHidden/>
-              </w:rPr>
-            </w:r>
-            <w:r>
-              <w:rPr>
-                <w:noProof/>
-                <w:webHidden/>
-              </w:rPr>
+              <w:instrText xml:space="preserve">PAGEREF _Toc1850896333 \h</w:instrText>
+            </w:r>
+            <w:r>
               <w:fldChar w:fldCharType="separate"/>
             </w:r>
             <w:r>
               <w:rPr>
-                <w:noProof/>
-                <w:webHidden/>
-              </w:rPr>
-              <w:t>4</w:t>
-            </w:r>
-            <w:r>
-              <w:rPr>
-                <w:noProof/>
-                <w:webHidden/>
-              </w:rPr>
+                <w:rStyle w:val="Hipervnculo"/>
+              </w:rPr>
+              <w:t>16</w:t>
+            </w:r>
+            <w:r>
               <w:fldChar w:fldCharType="end"/>
             </w:r>
           </w:hyperlink>
-        </w:p>
-        <w:p>
           <w:r>
-            <w:rPr>
-              <w:b/>
-              <w:bCs/>
-              <w:lang w:val="es-MX"/>
-            </w:rPr>
             <w:fldChar w:fldCharType="end"/>
           </w:r>
         </w:p>
       </w:sdtContent>
     </w:sdt>
+    <w:p/>
     <w:p>
       <w:r>
         <w:br w:type="column"/>
@@ -2574,60 +1837,68 @@
         <w:pStyle w:val="Ttulo1"/>
         <w:rPr>
           <w:color w:val="auto"/>
+        </w:rPr>
+      </w:pPr>
+      <w:bookmarkStart w:name="_Toc686406165" w:id="1762049231"/>
+      <w:r>
+        <w:rPr>
+          <w:color w:val="auto"/>
+        </w:rPr>
+        <w:t>Introducción</w:t>
+      </w:r>
+      <w:bookmarkEnd w:id="1762049231"/>
+    </w:p>
+    <w:p>
+      <w:pPr>
+        <w:pStyle w:val="Prrafodelista"/>
+      </w:pPr>
+      <w:r>
+        <w:t>El análisis de datos se ha convertido en una herramienta clave para la toma de decisiones en el sector retail, permitiendo a las empresas entender el comportamiento de sus ventas, optimizar su inventario y maximizar su rentabilidad. En el marco de mi formación en análisis de datos, desarrollé este proyecto con el objetivo de aplicar herramientas del mundo real — Excel, SQL Server y Power BI — sobre un dataset de ventas retail, recorriendo el ciclo completo desde la limpieza del dato hasta la visualización de insights de negocio.</w:t>
+      </w:r>
+    </w:p>
+    <w:p>
+      <w:pPr>
+        <w:pStyle w:val="Ttulo2"/>
+        <w:rPr>
+          <w:sz w:val="28"/>
           <w:szCs w:val="28"/>
         </w:rPr>
       </w:pPr>
-      <w:bookmarkStart w:id="0" w:name="_Toc224484330"/>
-      <w:r>
-        <w:rPr>
-          <w:color w:val="auto"/>
+      <w:bookmarkStart w:name="_Toc1803876685" w:id="338231091"/>
+      <w:r>
+        <w:rPr>
+          <w:sz w:val="28"/>
           <w:szCs w:val="28"/>
         </w:rPr>
-        <w:t>Introducción</w:t>
-      </w:r>
-      <w:bookmarkEnd w:id="0"/>
+        <w:t>Descripción del proyecto</w:t>
+      </w:r>
+      <w:bookmarkEnd w:id="338231091"/>
     </w:p>
     <w:p>
       <w:pPr>
         <w:pStyle w:val="Prrafodelista"/>
       </w:pPr>
       <w:r>
-        <w:t>El análisis de datos se ha convertido en una herramienta clave para la toma de decisiones en el sector retail, permitiendo a las empresas entender el comportamiento de sus ventas, optimizar su inventario y maximizar su rentabilidad. En el marco de mi formación en análisis de datos, desarrollé este proyecto con el objetivo de aplicar herramientas del mundo real — Excel, SQL Server y Power BI — sobre un dataset de ventas retail, recorriendo el ciclo completo desde la limpieza del dato hasta la visualización de insights de negocio.</w:t>
+        <w:t>Este proyecto consiste en el análisis integral de un dataset de ventas de una empresa retail, que contiene información sobre órdenes de compra, clientes, productos, categorías y regiones geográficas. A través de un flujo de trabajo end-to-end, se procesaron y transformaron los datos crudos en información útil para la toma de decisiones, utilizando Excel para la limpieza y exploración inicial, implementación de diagramas de entidad-relación, representación de conjunto de relaciones en Modelo de Relación, SQL Server para el modelado y consultas, y Power BI para la visualización de resultados mediante un dashboard interactivo.</w:t>
       </w:r>
     </w:p>
     <w:p>
       <w:pPr>
         <w:pStyle w:val="Ttulo2"/>
-      </w:pPr>
-      <w:bookmarkStart w:id="1" w:name="_Toc224484331"/>
-      <w:r>
         <w:rPr>
           <w:sz w:val="28"/>
-        </w:rPr>
-        <w:t>Descripción del proyecto</w:t>
-      </w:r>
-      <w:bookmarkEnd w:id="1"/>
-    </w:p>
-    <w:p>
-      <w:pPr>
-        <w:pStyle w:val="Prrafodelista"/>
-      </w:pPr>
-      <w:r>
-        <w:t>Este proyecto consiste en el análisis integral de un dataset de ventas de una empresa retail, que contiene información sobre órdenes de compra, clientes, productos, categorías y regiones geográficas. A través de un flujo de trabajo end-to-end, se procesaron y transformaron los datos crudos en información útil para la toma de decisiones, utilizando Excel para la limpieza y exploración inicial, implementación de diagramas de entidad-relación, representación de conjunto de relaciones en Modelo de Relación, SQL Server para el modelado y consultas, y Power BI para la visualización de resultados mediante un dashboard interactivo.</w:t>
-      </w:r>
-    </w:p>
-    <w:p>
-      <w:pPr>
-        <w:pStyle w:val="Ttulo2"/>
-      </w:pPr>
-      <w:bookmarkStart w:id="2" w:name="_Toc224484332"/>
+          <w:szCs w:val="28"/>
+        </w:rPr>
+      </w:pPr>
+      <w:bookmarkStart w:name="_Toc800168450" w:id="1196418795"/>
       <w:r>
         <w:rPr>
           <w:sz w:val="28"/>
+          <w:szCs w:val="28"/>
         </w:rPr>
         <w:t>Objetivo</w:t>
       </w:r>
-      <w:bookmarkEnd w:id="2"/>
+      <w:bookmarkEnd w:id="1196418795"/>
     </w:p>
     <w:p>
       <w:pPr>
@@ -2710,16 +1981,27 @@
     <w:p>
       <w:pPr>
         <w:pStyle w:val="Ttulo2"/>
-      </w:pPr>
-      <w:bookmarkStart w:id="3" w:name="_Toc224484333"/>
-      <w:r>
         <w:rPr>
           <w:sz w:val="28"/>
-        </w:rPr>
-        <w:lastRenderedPageBreak/>
-        <w:t>Fuente del dataset</w:t>
-      </w:r>
-      <w:bookmarkEnd w:id="3"/>
+          <w:szCs w:val="28"/>
+        </w:rPr>
+      </w:pPr>
+      <w:bookmarkStart w:name="_Toc1242931079" w:id="459098287"/>
+      <w:r>
+        <w:rPr>
+          <w:sz w:val="28"/>
+          <w:szCs w:val="28"/>
+        </w:rPr>
+        <w:t xml:space="preserve">Fuente del </w:t>
+      </w:r>
+      <w:r>
+        <w:rPr>
+          <w:sz w:val="28"/>
+          <w:szCs w:val="28"/>
+        </w:rPr>
+        <w:t>dataset</w:t>
+      </w:r>
+      <w:bookmarkEnd w:id="459098287"/>
     </w:p>
     <w:p>
       <w:pPr>
@@ -2769,11 +2051,12 @@
       <w:pPr>
         <w:pStyle w:val="Ttulo1"/>
       </w:pPr>
-      <w:bookmarkStart w:id="4" w:name="_Toc224484334"/>
-      <w:r>
+      <w:bookmarkStart w:name="_Toc1727224295" w:id="613859506"/>
+      <w:r>
+        <w:rPr/>
         <w:t>Herramientas utilizadas</w:t>
       </w:r>
-      <w:bookmarkEnd w:id="4"/>
+      <w:bookmarkEnd w:id="613859506"/>
     </w:p>
     <w:p>
       <w:pPr>
@@ -2847,11 +2130,12 @@
       <w:pPr>
         <w:pStyle w:val="Ttulo1"/>
       </w:pPr>
-      <w:bookmarkStart w:id="5" w:name="_Toc224484335"/>
-      <w:r>
+      <w:bookmarkStart w:name="_Toc444614070" w:id="808515366"/>
+      <w:r>
+        <w:rPr/>
         <w:t>Estructura del repositorio</w:t>
       </w:r>
-      <w:bookmarkEnd w:id="5"/>
+      <w:bookmarkEnd w:id="808515366"/>
     </w:p>
     <w:p>
       <w:pPr>
@@ -3058,32 +2342,45 @@
     <w:p>
       <w:pPr>
         <w:pStyle w:val="Ttulo1"/>
-      </w:pPr>
-      <w:bookmarkStart w:id="6" w:name="_Toc224484336"/>
-      <w:r>
         <w:rPr>
           <w:sz w:val="32"/>
-        </w:rPr>
-        <w:lastRenderedPageBreak/>
-        <w:t>Exploración inicial del dataset</w:t>
-      </w:r>
-      <w:bookmarkEnd w:id="6"/>
+          <w:szCs w:val="32"/>
+        </w:rPr>
+      </w:pPr>
+      <w:bookmarkStart w:name="_Toc1216347742" w:id="970491327"/>
+      <w:r>
+        <w:rPr>
+          <w:sz w:val="32"/>
+          <w:szCs w:val="32"/>
+        </w:rPr>
+        <w:t xml:space="preserve">Exploración inicial del </w:t>
+      </w:r>
+      <w:r>
+        <w:rPr>
+          <w:sz w:val="32"/>
+          <w:szCs w:val="32"/>
+        </w:rPr>
+        <w:t>dataset</w:t>
+      </w:r>
+      <w:bookmarkEnd w:id="970491327"/>
     </w:p>
     <w:p>
       <w:pPr>
         <w:pStyle w:val="Ttulo2"/>
         <w:rPr>
           <w:sz w:val="28"/>
-        </w:rPr>
-      </w:pPr>
-      <w:bookmarkStart w:id="7" w:name="_Toc224484337"/>
+          <w:szCs w:val="28"/>
+        </w:rPr>
+      </w:pPr>
+      <w:bookmarkStart w:name="_Toc1087097503" w:id="1691337543"/>
       <w:r>
         <w:rPr>
           <w:sz w:val="28"/>
+          <w:szCs w:val="28"/>
         </w:rPr>
         <w:t>Descripción de columnas</w:t>
       </w:r>
-      <w:bookmarkEnd w:id="7"/>
+      <w:bookmarkEnd w:id="1691337543"/>
     </w:p>
     <w:tbl>
       <w:tblPr>
@@ -4709,16 +4006,20 @@
     <w:p>
       <w:pPr>
         <w:pStyle w:val="Ttulo2"/>
-      </w:pPr>
-      <w:bookmarkStart w:id="8" w:name="_Toc224484339"/>
-      <w:r>
         <w:rPr>
           <w:sz w:val="28"/>
-        </w:rPr>
-        <w:lastRenderedPageBreak/>
+          <w:szCs w:val="28"/>
+        </w:rPr>
+      </w:pPr>
+      <w:bookmarkStart w:name="_Toc428225768" w:id="93478747"/>
+      <w:r>
+        <w:rPr>
+          <w:sz w:val="28"/>
+          <w:szCs w:val="28"/>
+        </w:rPr>
         <w:t>Observaciones iniciales</w:t>
       </w:r>
-      <w:bookmarkEnd w:id="8"/>
+      <w:bookmarkEnd w:id="93478747"/>
     </w:p>
     <w:p>
       <w:r>
@@ -4752,28 +4053,38 @@
     <w:p>
       <w:pPr>
         <w:pStyle w:val="Ttulo1"/>
-      </w:pPr>
-      <w:bookmarkStart w:id="9" w:name="_Toc224484340"/>
-      <w:r>
         <w:rPr>
           <w:sz w:val="32"/>
+          <w:szCs w:val="32"/>
+        </w:rPr>
+      </w:pPr>
+      <w:bookmarkStart w:name="_Toc1846026656" w:id="227240820"/>
+      <w:r>
+        <w:rPr>
+          <w:sz w:val="32"/>
+          <w:szCs w:val="32"/>
         </w:rPr>
         <w:t>Limpieza de datos (Excel)</w:t>
       </w:r>
-      <w:bookmarkEnd w:id="9"/>
+      <w:bookmarkEnd w:id="227240820"/>
     </w:p>
     <w:p>
       <w:pPr>
         <w:pStyle w:val="Ttulo2"/>
-      </w:pPr>
-      <w:bookmarkStart w:id="10" w:name="_Toc224484341"/>
-      <w:r>
         <w:rPr>
           <w:sz w:val="28"/>
+          <w:szCs w:val="28"/>
+        </w:rPr>
+      </w:pPr>
+      <w:bookmarkStart w:name="_Toc1984427596" w:id="20429552"/>
+      <w:r>
+        <w:rPr>
+          <w:sz w:val="28"/>
+          <w:szCs w:val="28"/>
         </w:rPr>
         <w:t>Problemas encontrados</w:t>
       </w:r>
-      <w:bookmarkEnd w:id="10"/>
+      <w:bookmarkEnd w:id="20429552"/>
     </w:p>
     <w:p>
       <w:pPr>
@@ -4786,15 +4097,20 @@
     <w:p>
       <w:pPr>
         <w:pStyle w:val="Ttulo2"/>
-      </w:pPr>
-      <w:bookmarkStart w:id="11" w:name="_Toc224484342"/>
-      <w:r>
         <w:rPr>
           <w:sz w:val="28"/>
+          <w:szCs w:val="28"/>
+        </w:rPr>
+      </w:pPr>
+      <w:bookmarkStart w:name="_Toc398007268" w:id="370241283"/>
+      <w:r>
+        <w:rPr>
+          <w:sz w:val="28"/>
+          <w:szCs w:val="28"/>
         </w:rPr>
         <w:t>Transformaciones aplicadas</w:t>
       </w:r>
-      <w:bookmarkEnd w:id="11"/>
+      <w:bookmarkEnd w:id="370241283"/>
     </w:p>
     <w:p>
       <w:pPr>
@@ -4851,55 +4167,96 @@
         <w:pStyle w:val="Ttulo1"/>
         <w:rPr>
           <w:sz w:val="32"/>
-        </w:rPr>
-      </w:pPr>
-      <w:bookmarkStart w:id="12" w:name="_Toc224484343"/>
+          <w:szCs w:val="32"/>
+        </w:rPr>
+      </w:pPr>
     </w:p>
     <w:p>
       <w:pPr>
         <w:pStyle w:val="Ttulo1"/>
-      </w:pPr>
-      <w:r>
         <w:rPr>
           <w:sz w:val="32"/>
+          <w:szCs w:val="32"/>
+        </w:rPr>
+      </w:pPr>
+      <w:bookmarkStart w:name="_Toc856493782" w:id="1115647277"/>
+      <w:r>
+        <w:rPr>
+          <w:sz w:val="32"/>
+          <w:szCs w:val="32"/>
         </w:rPr>
         <w:t>Modelado de datos</w:t>
       </w:r>
-      <w:bookmarkEnd w:id="12"/>
+      <w:bookmarkEnd w:id="1115647277"/>
     </w:p>
     <w:p>
       <w:pPr>
         <w:pStyle w:val="Ttulo2"/>
-      </w:pPr>
-      <w:bookmarkStart w:id="13" w:name="_Toc224484344"/>
-      <w:r>
         <w:rPr>
           <w:sz w:val="28"/>
+          <w:szCs w:val="28"/>
+        </w:rPr>
+      </w:pPr>
+      <w:bookmarkStart w:name="_Toc751801307" w:id="128184891"/>
+      <w:r>
+        <w:rPr>
+          <w:sz w:val="28"/>
+          <w:szCs w:val="28"/>
         </w:rPr>
         <w:t>Decisiones de diseño</w:t>
       </w:r>
-      <w:bookmarkEnd w:id="13"/>
+      <w:bookmarkEnd w:id="128184891"/>
     </w:p>
     <w:p>
       <w:pPr>
         <w:pStyle w:val="Prrafodelista"/>
       </w:pPr>
       <w:r>
-        <w:t>Al analizar el dataset noté que toda la información estaba mezclada en una sola tabla, repitiendo datos de clientes, productos y ubicaciones en cada fila. Esto generaba redundancia e inconsistencias: un mismo CustomerID aparecía con distintas ciudades, lo que impedía definirlo como clave primaria válida. Al investigar la causa, identifiqué que la ubicación no describe al cliente sino al pedido, ya que un mismo cliente puede realizar compras desde distintas ciudades. Con base en esto, decidí separar el dataset en 5 tablas: CLIENTE, UBICACION, PEDIDO, DETALLE_DEL_PEDIDO y PRODUCTO, dándole una responsabilidad clara a cada entidad y relacionándolas entre sí para que el modelo refleje cómo funciona realmente el negocio.</w:t>
-      </w:r>
-      <w:bookmarkStart w:id="14" w:name="_Toc224484345"/>
+        <w:rPr/>
+        <w:t xml:space="preserve">Al analizar el </w:t>
+      </w:r>
+      <w:r>
+        <w:rPr/>
+        <w:t>dataset</w:t>
+      </w:r>
+      <w:r>
+        <w:rPr/>
+        <w:t xml:space="preserve"> noté que toda la información estaba mezclada en una sola tabla, repitiendo datos de clientes, productos y ubicaciones en cada fila. Esto generaba redundancia e inconsistencias: un mismo </w:t>
+      </w:r>
+      <w:r>
+        <w:rPr/>
+        <w:t>CustomerID</w:t>
+      </w:r>
+      <w:r>
+        <w:rPr/>
+        <w:t xml:space="preserve"> aparecía con distintas ciudades, lo que impedía definirlo como clave primaria válida. Al investigar la causa, identifiqué que la ubicación no describe al cliente sino al pedido, ya que un mismo cliente puede realizar compras desde distintas ciudades. Con base en esto, decidí separar el </w:t>
+      </w:r>
+      <w:r>
+        <w:rPr/>
+        <w:t>dataset</w:t>
+      </w:r>
+      <w:r>
+        <w:rPr/>
+        <w:t xml:space="preserve"> en 5 tablas: CLIENTE, UBICACION, PEDIDO, DETALLE_DEL_PEDIDO y PRODUCTO, dándole una responsabilidad clara a cada entidad y relacionándolas entre sí para que el modelo refleje cómo funciona realmente el negocio.</w:t>
+      </w:r>
     </w:p>
     <w:p>
       <w:pPr>
         <w:pStyle w:val="Ttulo2"/>
-      </w:pPr>
-      <w:r>
         <w:rPr>
           <w:sz w:val="28"/>
+          <w:szCs w:val="28"/>
+        </w:rPr>
+      </w:pPr>
+      <w:bookmarkStart w:name="_Toc1684912628" w:id="1799364597"/>
+      <w:r>
+        <w:rPr>
+          <w:sz w:val="28"/>
+          <w:szCs w:val="28"/>
         </w:rPr>
         <w:t>Diagrama Entidad-Relación (DER)</w:t>
       </w:r>
-      <w:bookmarkEnd w:id="14"/>
+      <w:bookmarkEnd w:id="1799364597"/>
     </w:p>
     <w:p/>
     <w:p>
@@ -4984,16 +4341,18 @@
         <w:pStyle w:val="Ttulo2"/>
         <w:rPr>
           <w:sz w:val="28"/>
-        </w:rPr>
-      </w:pPr>
-      <w:bookmarkStart w:id="15" w:name="_Toc224484346"/>
+          <w:szCs w:val="28"/>
+        </w:rPr>
+      </w:pPr>
+      <w:bookmarkStart w:name="_Toc1517330655" w:id="999241609"/>
       <w:r>
         <w:rPr>
           <w:sz w:val="28"/>
-        </w:rPr>
-        <w:lastRenderedPageBreak/>
+          <w:szCs w:val="28"/>
+        </w:rPr>
         <w:t>Modelo Relacional (MR)</w:t>
       </w:r>
+      <w:bookmarkEnd w:id="999241609"/>
     </w:p>
     <w:p>
       <w:pPr>
@@ -5254,14 +4613,20 @@
     <w:p>
       <w:pPr>
         <w:pStyle w:val="Ttulo2"/>
-      </w:pPr>
-      <w:r>
         <w:rPr>
           <w:sz w:val="28"/>
+          <w:szCs w:val="28"/>
+        </w:rPr>
+      </w:pPr>
+      <w:bookmarkStart w:name="_Toc1013260840" w:id="1831776217"/>
+      <w:r>
+        <w:rPr>
+          <w:sz w:val="28"/>
+          <w:szCs w:val="28"/>
         </w:rPr>
         <w:t>Normalización aplicada</w:t>
       </w:r>
-      <w:bookmarkEnd w:id="15"/>
+      <w:bookmarkEnd w:id="1831776217"/>
     </w:p>
     <w:p>
       <w:pPr>
@@ -5329,9 +4694,9 @@
         <w:pStyle w:val="Ttulo1"/>
         <w:rPr>
           <w:sz w:val="32"/>
-        </w:rPr>
-      </w:pPr>
-      <w:bookmarkStart w:id="16" w:name="_Toc224484347"/>
+          <w:szCs w:val="32"/>
+        </w:rPr>
+      </w:pPr>
     </w:p>
     <w:p>
       <w:pPr>
@@ -5344,28 +4709,38 @@
     <w:p>
       <w:pPr>
         <w:pStyle w:val="Ttulo1"/>
-      </w:pPr>
-      <w:r>
         <w:rPr>
           <w:sz w:val="32"/>
-        </w:rPr>
-        <w:lastRenderedPageBreak/>
+          <w:szCs w:val="32"/>
+        </w:rPr>
+      </w:pPr>
+      <w:bookmarkStart w:name="_Toc2090218359" w:id="1113750442"/>
+      <w:r>
+        <w:rPr>
+          <w:sz w:val="32"/>
+          <w:szCs w:val="32"/>
+        </w:rPr>
         <w:t>Base de datos (SQL Server)</w:t>
       </w:r>
-      <w:bookmarkEnd w:id="16"/>
+      <w:bookmarkEnd w:id="1113750442"/>
     </w:p>
     <w:p>
       <w:pPr>
         <w:pStyle w:val="Ttulo2"/>
-      </w:pPr>
-      <w:bookmarkStart w:id="17" w:name="_Toc224484348"/>
-      <w:r>
         <w:rPr>
           <w:sz w:val="28"/>
+          <w:szCs w:val="28"/>
+        </w:rPr>
+      </w:pPr>
+      <w:bookmarkStart w:name="_Toc778988079" w:id="260561857"/>
+      <w:r>
+        <w:rPr>
+          <w:sz w:val="28"/>
+          <w:szCs w:val="28"/>
         </w:rPr>
         <w:t>Estructura de tablas</w:t>
       </w:r>
-      <w:bookmarkEnd w:id="17"/>
+      <w:bookmarkEnd w:id="260561857"/>
     </w:p>
     <w:p>
       <w:pPr>
@@ -5455,9 +4830,9 @@
         <w:pStyle w:val="Ttulo2"/>
         <w:rPr>
           <w:sz w:val="28"/>
-        </w:rPr>
-      </w:pPr>
-      <w:bookmarkStart w:id="18" w:name="_Toc224484349"/>
+          <w:szCs w:val="28"/>
+        </w:rPr>
+      </w:pPr>
     </w:p>
     <w:p>
       <w:pPr>
@@ -5488,21 +4863,45 @@
         <w:pStyle w:val="Ttulo2"/>
         <w:rPr>
           <w:sz w:val="28"/>
+          <w:szCs w:val="28"/>
         </w:rPr>
       </w:pPr>
     </w:p>
     <w:p>
       <w:pPr>
         <w:pStyle w:val="Ttulo2"/>
-      </w:pPr>
-      <w:r>
         <w:rPr>
           <w:sz w:val="28"/>
-        </w:rPr>
-        <w:lastRenderedPageBreak/>
+          <w:szCs w:val="28"/>
+        </w:rPr>
+      </w:pPr>
+    </w:p>
+    <w:p>
+      <w:pPr>
+        <w:pStyle w:val="Ttulo2"/>
+        <w:rPr>
+          <w:sz w:val="28"/>
+          <w:szCs w:val="28"/>
+        </w:rPr>
+      </w:pPr>
+    </w:p>
+    <w:p>
+      <w:pPr>
+        <w:pStyle w:val="Ttulo2"/>
+        <w:rPr>
+          <w:sz w:val="28"/>
+          <w:szCs w:val="28"/>
+        </w:rPr>
+      </w:pPr>
+      <w:bookmarkStart w:name="_Toc608448646" w:id="1648839415"/>
+      <w:r>
+        <w:rPr>
+          <w:sz w:val="28"/>
+          <w:szCs w:val="28"/>
+        </w:rPr>
         <w:t>Scripts de creación</w:t>
       </w:r>
-      <w:bookmarkEnd w:id="18"/>
+      <w:bookmarkEnd w:id="1648839415"/>
     </w:p>
     <w:p>
       <w:pPr>
@@ -5626,15 +5025,20 @@
     <w:p>
       <w:pPr>
         <w:pStyle w:val="Ttulo2"/>
-      </w:pPr>
-      <w:bookmarkStart w:id="19" w:name="_Toc224484350"/>
-      <w:r>
         <w:rPr>
           <w:sz w:val="28"/>
+          <w:szCs w:val="28"/>
+        </w:rPr>
+      </w:pPr>
+      <w:bookmarkStart w:name="_Toc687599154" w:id="1347611913"/>
+      <w:r>
+        <w:rPr>
+          <w:sz w:val="28"/>
+          <w:szCs w:val="28"/>
         </w:rPr>
         <w:t>Consultas principales</w:t>
       </w:r>
-      <w:bookmarkEnd w:id="19"/>
+      <w:bookmarkEnd w:id="1347611913"/>
     </w:p>
     <w:p>
       <w:pPr>
@@ -5792,16 +5196,41 @@
     <w:p>
       <w:pPr>
         <w:pStyle w:val="Ttulo2"/>
-      </w:pPr>
-      <w:bookmarkStart w:id="20" w:name="_Toc224484351"/>
-      <w:r>
         <w:rPr>
           <w:sz w:val="28"/>
-        </w:rPr>
-        <w:lastRenderedPageBreak/>
-        <w:t>7.4 Vistas y Stored Procedures</w:t>
-      </w:r>
-      <w:bookmarkEnd w:id="20"/>
+          <w:szCs w:val="28"/>
+        </w:rPr>
+      </w:pPr>
+      <w:bookmarkStart w:name="_Toc609345798" w:id="918614460"/>
+      <w:r>
+        <w:rPr>
+          <w:sz w:val="28"/>
+          <w:szCs w:val="28"/>
+        </w:rPr>
+        <w:t xml:space="preserve">Vistas y </w:t>
+      </w:r>
+      <w:r>
+        <w:rPr>
+          <w:sz w:val="28"/>
+          <w:szCs w:val="28"/>
+        </w:rPr>
+        <w:t>Stored</w:t>
+      </w:r>
+      <w:r>
+        <w:rPr>
+          <w:sz w:val="28"/>
+          <w:szCs w:val="28"/>
+        </w:rPr>
+        <w:t xml:space="preserve"> </w:t>
+      </w:r>
+      <w:r>
+        <w:rPr>
+          <w:sz w:val="28"/>
+          <w:szCs w:val="28"/>
+        </w:rPr>
+        <w:t>Procedures</w:t>
+      </w:r>
+      <w:bookmarkEnd w:id="918614460"/>
     </w:p>
     <w:p>
       <w:pPr>
@@ -5845,12 +5274,12 @@
           <w:p>
             <w:pPr>
               <w:rPr>
-                <w:rFonts w:asciiTheme="majorHAnsi" w:eastAsia="Times New Roman" w:hAnsiTheme="majorHAnsi" w:cs="Times New Roman"/>
-              </w:rPr>
-            </w:pPr>
-            <w:r>
-              <w:rPr>
-                <w:rFonts w:asciiTheme="majorHAnsi" w:eastAsia="Times New Roman" w:hAnsiTheme="majorHAnsi" w:cs="Times New Roman"/>
+                <w:rFonts w:eastAsia="Times New Roman" w:cs="Times New Roman" w:asciiTheme="majorHAnsi" w:hAnsiTheme="majorHAnsi"/>
+              </w:rPr>
+            </w:pPr>
+            <w:r>
+              <w:rPr>
+                <w:rFonts w:eastAsia="Times New Roman" w:cs="Times New Roman" w:asciiTheme="majorHAnsi" w:hAnsiTheme="majorHAnsi"/>
               </w:rPr>
               <w:t>Vista</w:t>
             </w:r>
@@ -5861,7 +5290,7 @@
             <w:tcW w:w="6946" w:type="dxa"/>
             <w:tcBorders>
               <w:top w:val="nil"/>
-              <w:bottom w:val="single" w:sz="4" w:space="0" w:color="auto"/>
+              <w:bottom w:val="single" w:color="auto" w:sz="4" w:space="0"/>
             </w:tcBorders>
             <w:vAlign w:val="center"/>
             <w:hideMark/>
@@ -5870,12 +5299,12 @@
             <w:pPr>
               <w:cnfStyle w:val="100000000000" w:firstRow="1" w:lastRow="0" w:firstColumn="0" w:lastColumn="0" w:oddVBand="0" w:evenVBand="0" w:oddHBand="0" w:evenHBand="0" w:firstRowFirstColumn="0" w:firstRowLastColumn="0" w:lastRowFirstColumn="0" w:lastRowLastColumn="0"/>
               <w:rPr>
-                <w:rFonts w:asciiTheme="majorHAnsi" w:eastAsia="Times New Roman" w:hAnsiTheme="majorHAnsi" w:cs="Times New Roman"/>
-              </w:rPr>
-            </w:pPr>
-            <w:r>
-              <w:rPr>
-                <w:rFonts w:asciiTheme="majorHAnsi" w:eastAsia="Times New Roman" w:hAnsiTheme="majorHAnsi" w:cs="Times New Roman"/>
+                <w:rFonts w:eastAsia="Times New Roman" w:cs="Times New Roman" w:asciiTheme="majorHAnsi" w:hAnsiTheme="majorHAnsi"/>
+              </w:rPr>
+            </w:pPr>
+            <w:r>
+              <w:rPr>
+                <w:rFonts w:eastAsia="Times New Roman" w:cs="Times New Roman" w:asciiTheme="majorHAnsi" w:hAnsiTheme="majorHAnsi"/>
               </w:rPr>
               <w:t>Descripción</w:t>
             </w:r>
@@ -5897,12 +5326,12 @@
           <w:p>
             <w:pPr>
               <w:rPr>
-                <w:rFonts w:asciiTheme="majorHAnsi" w:eastAsia="Times New Roman" w:hAnsiTheme="majorHAnsi" w:cs="Times New Roman"/>
-              </w:rPr>
-            </w:pPr>
-            <w:r>
-              <w:rPr>
-                <w:rFonts w:asciiTheme="majorHAnsi" w:eastAsia="Times New Roman" w:hAnsiTheme="majorHAnsi" w:cs="Times New Roman"/>
+                <w:rFonts w:eastAsia="Times New Roman" w:cs="Times New Roman" w:asciiTheme="majorHAnsi" w:hAnsiTheme="majorHAnsi"/>
+              </w:rPr>
+            </w:pPr>
+            <w:r>
+              <w:rPr>
+                <w:rFonts w:eastAsia="Times New Roman" w:cs="Times New Roman" w:asciiTheme="majorHAnsi" w:hAnsiTheme="majorHAnsi"/>
               </w:rPr>
               <w:t>vw_ventas_por_producto</w:t>
             </w:r>
@@ -5912,7 +5341,7 @@
           <w:tcPr>
             <w:tcW w:w="6946" w:type="dxa"/>
             <w:tcBorders>
-              <w:top w:val="single" w:sz="4" w:space="0" w:color="auto"/>
+              <w:top w:val="single" w:color="auto" w:sz="4" w:space="0"/>
             </w:tcBorders>
             <w:vAlign w:val="center"/>
             <w:hideMark/>
@@ -5921,12 +5350,12 @@
             <w:pPr>
               <w:cnfStyle w:val="000000100000" w:firstRow="0" w:lastRow="0" w:firstColumn="0" w:lastColumn="0" w:oddVBand="0" w:evenVBand="0" w:oddHBand="1" w:evenHBand="0" w:firstRowFirstColumn="0" w:firstRowLastColumn="0" w:lastRowFirstColumn="0" w:lastRowLastColumn="0"/>
               <w:rPr>
-                <w:rFonts w:asciiTheme="majorHAnsi" w:eastAsia="Times New Roman" w:hAnsiTheme="majorHAnsi" w:cs="Times New Roman"/>
-              </w:rPr>
-            </w:pPr>
-            <w:r>
-              <w:rPr>
-                <w:rFonts w:asciiTheme="majorHAnsi" w:eastAsia="Times New Roman" w:hAnsiTheme="majorHAnsi" w:cs="Times New Roman"/>
+                <w:rFonts w:eastAsia="Times New Roman" w:cs="Times New Roman" w:asciiTheme="majorHAnsi" w:hAnsiTheme="majorHAnsi"/>
+              </w:rPr>
+            </w:pPr>
+            <w:r>
+              <w:rPr>
+                <w:rFonts w:eastAsia="Times New Roman" w:cs="Times New Roman" w:asciiTheme="majorHAnsi" w:hAnsiTheme="majorHAnsi"/>
               </w:rPr>
               <w:t>Ventas y ganancia agrupadas por producto, categoría y subcategoría</w:t>
             </w:r>
@@ -5947,12 +5376,12 @@
           <w:p>
             <w:pPr>
               <w:rPr>
-                <w:rFonts w:asciiTheme="majorHAnsi" w:eastAsia="Times New Roman" w:hAnsiTheme="majorHAnsi" w:cs="Times New Roman"/>
-              </w:rPr>
-            </w:pPr>
-            <w:r>
-              <w:rPr>
-                <w:rFonts w:asciiTheme="majorHAnsi" w:eastAsia="Times New Roman" w:hAnsiTheme="majorHAnsi" w:cs="Times New Roman"/>
+                <w:rFonts w:eastAsia="Times New Roman" w:cs="Times New Roman" w:asciiTheme="majorHAnsi" w:hAnsiTheme="majorHAnsi"/>
+              </w:rPr>
+            </w:pPr>
+            <w:r>
+              <w:rPr>
+                <w:rFonts w:eastAsia="Times New Roman" w:cs="Times New Roman" w:asciiTheme="majorHAnsi" w:hAnsiTheme="majorHAnsi"/>
               </w:rPr>
               <w:t>vw_ventas_por_categoria</w:t>
             </w:r>
@@ -5968,12 +5397,12 @@
             <w:pPr>
               <w:cnfStyle w:val="000000000000" w:firstRow="0" w:lastRow="0" w:firstColumn="0" w:lastColumn="0" w:oddVBand="0" w:evenVBand="0" w:oddHBand="0" w:evenHBand="0" w:firstRowFirstColumn="0" w:firstRowLastColumn="0" w:lastRowFirstColumn="0" w:lastRowLastColumn="0"/>
               <w:rPr>
-                <w:rFonts w:asciiTheme="majorHAnsi" w:eastAsia="Times New Roman" w:hAnsiTheme="majorHAnsi" w:cs="Times New Roman"/>
-              </w:rPr>
-            </w:pPr>
-            <w:r>
-              <w:rPr>
-                <w:rFonts w:asciiTheme="majorHAnsi" w:eastAsia="Times New Roman" w:hAnsiTheme="majorHAnsi" w:cs="Times New Roman"/>
+                <w:rFonts w:eastAsia="Times New Roman" w:cs="Times New Roman" w:asciiTheme="majorHAnsi" w:hAnsiTheme="majorHAnsi"/>
+              </w:rPr>
+            </w:pPr>
+            <w:r>
+              <w:rPr>
+                <w:rFonts w:eastAsia="Times New Roman" w:cs="Times New Roman" w:asciiTheme="majorHAnsi" w:hAnsiTheme="majorHAnsi"/>
               </w:rPr>
               <w:t>Ventas y ganancia agrupadas por categoría y subcategoría</w:t>
             </w:r>
@@ -5995,12 +5424,12 @@
           <w:p>
             <w:pPr>
               <w:rPr>
-                <w:rFonts w:asciiTheme="majorHAnsi" w:eastAsia="Times New Roman" w:hAnsiTheme="majorHAnsi" w:cs="Times New Roman"/>
-              </w:rPr>
-            </w:pPr>
-            <w:r>
-              <w:rPr>
-                <w:rFonts w:asciiTheme="majorHAnsi" w:eastAsia="Times New Roman" w:hAnsiTheme="majorHAnsi" w:cs="Times New Roman"/>
+                <w:rFonts w:eastAsia="Times New Roman" w:cs="Times New Roman" w:asciiTheme="majorHAnsi" w:hAnsiTheme="majorHAnsi"/>
+              </w:rPr>
+            </w:pPr>
+            <w:r>
+              <w:rPr>
+                <w:rFonts w:eastAsia="Times New Roman" w:cs="Times New Roman" w:asciiTheme="majorHAnsi" w:hAnsiTheme="majorHAnsi"/>
               </w:rPr>
               <w:t>vw_impacto_descuento</w:t>
             </w:r>
@@ -6016,12 +5445,12 @@
             <w:pPr>
               <w:cnfStyle w:val="000000100000" w:firstRow="0" w:lastRow="0" w:firstColumn="0" w:lastColumn="0" w:oddVBand="0" w:evenVBand="0" w:oddHBand="1" w:evenHBand="0" w:firstRowFirstColumn="0" w:firstRowLastColumn="0" w:lastRowFirstColumn="0" w:lastRowLastColumn="0"/>
               <w:rPr>
-                <w:rFonts w:asciiTheme="majorHAnsi" w:eastAsia="Times New Roman" w:hAnsiTheme="majorHAnsi" w:cs="Times New Roman"/>
-              </w:rPr>
-            </w:pPr>
-            <w:r>
-              <w:rPr>
-                <w:rFonts w:asciiTheme="majorHAnsi" w:eastAsia="Times New Roman" w:hAnsiTheme="majorHAnsi" w:cs="Times New Roman"/>
+                <w:rFonts w:eastAsia="Times New Roman" w:cs="Times New Roman" w:asciiTheme="majorHAnsi" w:hAnsiTheme="majorHAnsi"/>
+              </w:rPr>
+            </w:pPr>
+            <w:r>
+              <w:rPr>
+                <w:rFonts w:eastAsia="Times New Roman" w:cs="Times New Roman" w:asciiTheme="majorHAnsi" w:hAnsiTheme="majorHAnsi"/>
               </w:rPr>
               <w:t>Promedio de descuento y ganancia por producto para analizar si los descuentos altos impactan negativamente en la ganancia</w:t>
             </w:r>
@@ -6042,12 +5471,12 @@
           <w:p>
             <w:pPr>
               <w:rPr>
-                <w:rFonts w:asciiTheme="majorHAnsi" w:eastAsia="Times New Roman" w:hAnsiTheme="majorHAnsi" w:cs="Times New Roman"/>
-              </w:rPr>
-            </w:pPr>
-            <w:r>
-              <w:rPr>
-                <w:rFonts w:asciiTheme="majorHAnsi" w:eastAsia="Times New Roman" w:hAnsiTheme="majorHAnsi" w:cs="Times New Roman"/>
+                <w:rFonts w:eastAsia="Times New Roman" w:cs="Times New Roman" w:asciiTheme="majorHAnsi" w:hAnsiTheme="majorHAnsi"/>
+              </w:rPr>
+            </w:pPr>
+            <w:r>
+              <w:rPr>
+                <w:rFonts w:eastAsia="Times New Roman" w:cs="Times New Roman" w:asciiTheme="majorHAnsi" w:hAnsiTheme="majorHAnsi"/>
               </w:rPr>
               <w:t>vw_ventas_por_region</w:t>
             </w:r>
@@ -6063,12 +5492,12 @@
             <w:pPr>
               <w:cnfStyle w:val="000000000000" w:firstRow="0" w:lastRow="0" w:firstColumn="0" w:lastColumn="0" w:oddVBand="0" w:evenVBand="0" w:oddHBand="0" w:evenHBand="0" w:firstRowFirstColumn="0" w:firstRowLastColumn="0" w:lastRowFirstColumn="0" w:lastRowLastColumn="0"/>
               <w:rPr>
-                <w:rFonts w:asciiTheme="majorHAnsi" w:eastAsia="Times New Roman" w:hAnsiTheme="majorHAnsi" w:cs="Times New Roman"/>
-              </w:rPr>
-            </w:pPr>
-            <w:r>
-              <w:rPr>
-                <w:rFonts w:asciiTheme="majorHAnsi" w:eastAsia="Times New Roman" w:hAnsiTheme="majorHAnsi" w:cs="Times New Roman"/>
+                <w:rFonts w:eastAsia="Times New Roman" w:cs="Times New Roman" w:asciiTheme="majorHAnsi" w:hAnsiTheme="majorHAnsi"/>
+              </w:rPr>
+            </w:pPr>
+            <w:r>
+              <w:rPr>
+                <w:rFonts w:eastAsia="Times New Roman" w:cs="Times New Roman" w:asciiTheme="majorHAnsi" w:hAnsiTheme="majorHAnsi"/>
               </w:rPr>
               <w:t>Ingresos y ganancia agrupados por región geográfica</w:t>
             </w:r>
@@ -6090,12 +5519,12 @@
           <w:p>
             <w:pPr>
               <w:rPr>
-                <w:rFonts w:asciiTheme="majorHAnsi" w:eastAsia="Times New Roman" w:hAnsiTheme="majorHAnsi" w:cs="Times New Roman"/>
-              </w:rPr>
-            </w:pPr>
-            <w:r>
-              <w:rPr>
-                <w:rFonts w:asciiTheme="majorHAnsi" w:eastAsia="Times New Roman" w:hAnsiTheme="majorHAnsi" w:cs="Times New Roman"/>
+                <w:rFonts w:eastAsia="Times New Roman" w:cs="Times New Roman" w:asciiTheme="majorHAnsi" w:hAnsiTheme="majorHAnsi"/>
+              </w:rPr>
+            </w:pPr>
+            <w:r>
+              <w:rPr>
+                <w:rFonts w:eastAsia="Times New Roman" w:cs="Times New Roman" w:asciiTheme="majorHAnsi" w:hAnsiTheme="majorHAnsi"/>
               </w:rPr>
               <w:t>vw_ciudades_con_perdidas</w:t>
             </w:r>
@@ -6111,12 +5540,12 @@
             <w:pPr>
               <w:cnfStyle w:val="000000100000" w:firstRow="0" w:lastRow="0" w:firstColumn="0" w:lastColumn="0" w:oddVBand="0" w:evenVBand="0" w:oddHBand="1" w:evenHBand="0" w:firstRowFirstColumn="0" w:firstRowLastColumn="0" w:lastRowFirstColumn="0" w:lastRowLastColumn="0"/>
               <w:rPr>
-                <w:rFonts w:asciiTheme="majorHAnsi" w:eastAsia="Times New Roman" w:hAnsiTheme="majorHAnsi" w:cs="Times New Roman"/>
-              </w:rPr>
-            </w:pPr>
-            <w:r>
-              <w:rPr>
-                <w:rFonts w:asciiTheme="majorHAnsi" w:eastAsia="Times New Roman" w:hAnsiTheme="majorHAnsi" w:cs="Times New Roman"/>
+                <w:rFonts w:eastAsia="Times New Roman" w:cs="Times New Roman" w:asciiTheme="majorHAnsi" w:hAnsiTheme="majorHAnsi"/>
+              </w:rPr>
+            </w:pPr>
+            <w:r>
+              <w:rPr>
+                <w:rFonts w:eastAsia="Times New Roman" w:cs="Times New Roman" w:asciiTheme="majorHAnsi" w:hAnsiTheme="majorHAnsi"/>
               </w:rPr>
               <w:t>Ciudades que tuvieron ventas pero cerraron con resultado negativo</w:t>
             </w:r>
@@ -6137,12 +5566,12 @@
           <w:p>
             <w:pPr>
               <w:rPr>
-                <w:rFonts w:asciiTheme="majorHAnsi" w:eastAsia="Times New Roman" w:hAnsiTheme="majorHAnsi" w:cs="Times New Roman"/>
-              </w:rPr>
-            </w:pPr>
-            <w:r>
-              <w:rPr>
-                <w:rFonts w:asciiTheme="majorHAnsi" w:eastAsia="Times New Roman" w:hAnsiTheme="majorHAnsi" w:cs="Times New Roman"/>
+                <w:rFonts w:eastAsia="Times New Roman" w:cs="Times New Roman" w:asciiTheme="majorHAnsi" w:hAnsiTheme="majorHAnsi"/>
+              </w:rPr>
+            </w:pPr>
+            <w:r>
+              <w:rPr>
+                <w:rFonts w:eastAsia="Times New Roman" w:cs="Times New Roman" w:asciiTheme="majorHAnsi" w:hAnsiTheme="majorHAnsi"/>
               </w:rPr>
               <w:t>vw_ventas_por_segmento</w:t>
             </w:r>
@@ -6158,12 +5587,12 @@
             <w:pPr>
               <w:cnfStyle w:val="000000000000" w:firstRow="0" w:lastRow="0" w:firstColumn="0" w:lastColumn="0" w:oddVBand="0" w:evenVBand="0" w:oddHBand="0" w:evenHBand="0" w:firstRowFirstColumn="0" w:firstRowLastColumn="0" w:lastRowFirstColumn="0" w:lastRowLastColumn="0"/>
               <w:rPr>
-                <w:rFonts w:asciiTheme="majorHAnsi" w:eastAsia="Times New Roman" w:hAnsiTheme="majorHAnsi" w:cs="Times New Roman"/>
-              </w:rPr>
-            </w:pPr>
-            <w:r>
-              <w:rPr>
-                <w:rFonts w:asciiTheme="majorHAnsi" w:eastAsia="Times New Roman" w:hAnsiTheme="majorHAnsi" w:cs="Times New Roman"/>
+                <w:rFonts w:eastAsia="Times New Roman" w:cs="Times New Roman" w:asciiTheme="majorHAnsi" w:hAnsiTheme="majorHAnsi"/>
+              </w:rPr>
+            </w:pPr>
+            <w:r>
+              <w:rPr>
+                <w:rFonts w:eastAsia="Times New Roman" w:cs="Times New Roman" w:asciiTheme="majorHAnsi" w:hAnsiTheme="majorHAnsi"/>
               </w:rPr>
               <w:t>Ingresos y ganancia agrupados por segmento de cliente</w:t>
             </w:r>
@@ -6184,12 +5613,12 @@
           <w:p>
             <w:pPr>
               <w:rPr>
-                <w:rFonts w:asciiTheme="majorHAnsi" w:eastAsia="Times New Roman" w:hAnsiTheme="majorHAnsi" w:cs="Times New Roman"/>
-              </w:rPr>
-            </w:pPr>
-            <w:r>
-              <w:rPr>
-                <w:rFonts w:asciiTheme="majorHAnsi" w:eastAsia="Times New Roman" w:hAnsiTheme="majorHAnsi" w:cs="Times New Roman"/>
+                <w:rFonts w:eastAsia="Times New Roman" w:cs="Times New Roman" w:asciiTheme="majorHAnsi" w:hAnsiTheme="majorHAnsi"/>
+              </w:rPr>
+            </w:pPr>
+            <w:r>
+              <w:rPr>
+                <w:rFonts w:eastAsia="Times New Roman" w:cs="Times New Roman" w:asciiTheme="majorHAnsi" w:hAnsiTheme="majorHAnsi"/>
               </w:rPr>
               <w:t>vw_evolucion_ventas</w:t>
             </w:r>
@@ -6205,12 +5634,12 @@
             <w:pPr>
               <w:cnfStyle w:val="000000100000" w:firstRow="0" w:lastRow="0" w:firstColumn="0" w:lastColumn="0" w:oddVBand="0" w:evenVBand="0" w:oddHBand="1" w:evenHBand="0" w:firstRowFirstColumn="0" w:firstRowLastColumn="0" w:lastRowFirstColumn="0" w:lastRowLastColumn="0"/>
               <w:rPr>
-                <w:rFonts w:asciiTheme="majorHAnsi" w:eastAsia="Times New Roman" w:hAnsiTheme="majorHAnsi" w:cs="Times New Roman"/>
-              </w:rPr>
-            </w:pPr>
-            <w:r>
-              <w:rPr>
-                <w:rFonts w:asciiTheme="majorHAnsi" w:eastAsia="Times New Roman" w:hAnsiTheme="majorHAnsi" w:cs="Times New Roman"/>
+                <w:rFonts w:eastAsia="Times New Roman" w:cs="Times New Roman" w:asciiTheme="majorHAnsi" w:hAnsiTheme="majorHAnsi"/>
+              </w:rPr>
+            </w:pPr>
+            <w:r>
+              <w:rPr>
+                <w:rFonts w:eastAsia="Times New Roman" w:cs="Times New Roman" w:asciiTheme="majorHAnsi" w:hAnsiTheme="majorHAnsi"/>
               </w:rPr>
               <w:t>Evolución de ingresos mes a mes para analizar tendencias a lo largo del tiempo</w:t>
             </w:r>
@@ -6226,8 +5655,8 @@
             <w:cnfStyle w:val="001000000000" w:firstRow="0" w:lastRow="0" w:firstColumn="1" w:lastColumn="0" w:oddVBand="0" w:evenVBand="0" w:oddHBand="0" w:evenHBand="0" w:firstRowFirstColumn="0" w:firstRowLastColumn="0" w:lastRowFirstColumn="0" w:lastRowLastColumn="0"/>
             <w:tcW w:w="0" w:type="auto"/>
             <w:tcBorders>
-              <w:top w:val="single" w:sz="4" w:space="0" w:color="7F7F7F" w:themeColor="text1" w:themeTint="80"/>
-              <w:bottom w:val="single" w:sz="4" w:space="0" w:color="auto"/>
+              <w:top w:val="single" w:color="7F7F7F" w:themeColor="text1" w:themeTint="80" w:sz="4" w:space="0"/>
+              <w:bottom w:val="single" w:color="auto" w:sz="4" w:space="0"/>
             </w:tcBorders>
             <w:vAlign w:val="center"/>
             <w:hideMark/>
@@ -6235,12 +5664,12 @@
           <w:p>
             <w:pPr>
               <w:rPr>
-                <w:rFonts w:asciiTheme="majorHAnsi" w:eastAsia="Times New Roman" w:hAnsiTheme="majorHAnsi" w:cs="Times New Roman"/>
-              </w:rPr>
-            </w:pPr>
-            <w:r>
-              <w:rPr>
-                <w:rFonts w:asciiTheme="majorHAnsi" w:eastAsia="Times New Roman" w:hAnsiTheme="majorHAnsi" w:cs="Times New Roman"/>
+                <w:rFonts w:eastAsia="Times New Roman" w:cs="Times New Roman" w:asciiTheme="majorHAnsi" w:hAnsiTheme="majorHAnsi"/>
+              </w:rPr>
+            </w:pPr>
+            <w:r>
+              <w:rPr>
+                <w:rFonts w:eastAsia="Times New Roman" w:cs="Times New Roman" w:asciiTheme="majorHAnsi" w:hAnsiTheme="majorHAnsi"/>
               </w:rPr>
               <w:t>vw_margen_ganancia</w:t>
             </w:r>
@@ -6250,8 +5679,8 @@
           <w:tcPr>
             <w:tcW w:w="6946" w:type="dxa"/>
             <w:tcBorders>
-              <w:top w:val="single" w:sz="4" w:space="0" w:color="7F7F7F" w:themeColor="text1" w:themeTint="80"/>
-              <w:bottom w:val="single" w:sz="4" w:space="0" w:color="auto"/>
+              <w:top w:val="single" w:color="7F7F7F" w:themeColor="text1" w:themeTint="80" w:sz="4" w:space="0"/>
+              <w:bottom w:val="single" w:color="auto" w:sz="4" w:space="0"/>
             </w:tcBorders>
             <w:vAlign w:val="center"/>
             <w:hideMark/>
@@ -6260,12 +5689,12 @@
             <w:pPr>
               <w:cnfStyle w:val="000000000000" w:firstRow="0" w:lastRow="0" w:firstColumn="0" w:lastColumn="0" w:oddVBand="0" w:evenVBand="0" w:oddHBand="0" w:evenHBand="0" w:firstRowFirstColumn="0" w:firstRowLastColumn="0" w:lastRowFirstColumn="0" w:lastRowLastColumn="0"/>
               <w:rPr>
-                <w:rFonts w:asciiTheme="majorHAnsi" w:eastAsia="Times New Roman" w:hAnsiTheme="majorHAnsi" w:cs="Times New Roman"/>
-              </w:rPr>
-            </w:pPr>
-            <w:r>
-              <w:rPr>
-                <w:rFonts w:asciiTheme="majorHAnsi" w:eastAsia="Times New Roman" w:hAnsiTheme="majorHAnsi" w:cs="Times New Roman"/>
+                <w:rFonts w:eastAsia="Times New Roman" w:cs="Times New Roman" w:asciiTheme="majorHAnsi" w:hAnsiTheme="majorHAnsi"/>
+              </w:rPr>
+            </w:pPr>
+            <w:r>
+              <w:rPr>
+                <w:rFonts w:eastAsia="Times New Roman" w:cs="Times New Roman" w:asciiTheme="majorHAnsi" w:hAnsiTheme="majorHAnsi"/>
               </w:rPr>
               <w:t>Margen de ganancia general del negocio expresado como porcentaje sobre el total de ingresos</w:t>
             </w:r>
@@ -6322,12 +5751,12 @@
           <w:p>
             <w:pPr>
               <w:rPr>
-                <w:rFonts w:asciiTheme="majorHAnsi" w:eastAsia="Times New Roman" w:hAnsiTheme="majorHAnsi" w:cs="Times New Roman"/>
-              </w:rPr>
-            </w:pPr>
-            <w:r>
-              <w:rPr>
-                <w:rFonts w:asciiTheme="majorHAnsi" w:eastAsia="Times New Roman" w:hAnsiTheme="majorHAnsi" w:cs="Times New Roman"/>
+                <w:rFonts w:eastAsia="Times New Roman" w:cs="Times New Roman" w:asciiTheme="majorHAnsi" w:hAnsiTheme="majorHAnsi"/>
+              </w:rPr>
+            </w:pPr>
+            <w:r>
+              <w:rPr>
+                <w:rFonts w:eastAsia="Times New Roman" w:cs="Times New Roman" w:asciiTheme="majorHAnsi" w:hAnsiTheme="majorHAnsi"/>
               </w:rPr>
               <w:t>Stored Procedure</w:t>
             </w:r>
@@ -6346,12 +5775,12 @@
             <w:pPr>
               <w:cnfStyle w:val="100000000000" w:firstRow="1" w:lastRow="0" w:firstColumn="0" w:lastColumn="0" w:oddVBand="0" w:evenVBand="0" w:oddHBand="0" w:evenHBand="0" w:firstRowFirstColumn="0" w:firstRowLastColumn="0" w:lastRowFirstColumn="0" w:lastRowLastColumn="0"/>
               <w:rPr>
-                <w:rFonts w:asciiTheme="majorHAnsi" w:eastAsia="Times New Roman" w:hAnsiTheme="majorHAnsi" w:cs="Times New Roman"/>
-              </w:rPr>
-            </w:pPr>
-            <w:r>
-              <w:rPr>
-                <w:rFonts w:asciiTheme="majorHAnsi" w:eastAsia="Times New Roman" w:hAnsiTheme="majorHAnsi" w:cs="Times New Roman"/>
+                <w:rFonts w:eastAsia="Times New Roman" w:cs="Times New Roman" w:asciiTheme="majorHAnsi" w:hAnsiTheme="majorHAnsi"/>
+              </w:rPr>
+            </w:pPr>
+            <w:r>
+              <w:rPr>
+                <w:rFonts w:eastAsia="Times New Roman" w:cs="Times New Roman" w:asciiTheme="majorHAnsi" w:hAnsiTheme="majorHAnsi"/>
               </w:rPr>
               <w:t>Parámetro/s</w:t>
             </w:r>
@@ -6370,12 +5799,12 @@
             <w:pPr>
               <w:cnfStyle w:val="100000000000" w:firstRow="1" w:lastRow="0" w:firstColumn="0" w:lastColumn="0" w:oddVBand="0" w:evenVBand="0" w:oddHBand="0" w:evenHBand="0" w:firstRowFirstColumn="0" w:firstRowLastColumn="0" w:lastRowFirstColumn="0" w:lastRowLastColumn="0"/>
               <w:rPr>
-                <w:rFonts w:asciiTheme="majorHAnsi" w:eastAsia="Times New Roman" w:hAnsiTheme="majorHAnsi" w:cs="Times New Roman"/>
-              </w:rPr>
-            </w:pPr>
-            <w:r>
-              <w:rPr>
-                <w:rFonts w:asciiTheme="majorHAnsi" w:eastAsia="Times New Roman" w:hAnsiTheme="majorHAnsi" w:cs="Times New Roman"/>
+                <w:rFonts w:eastAsia="Times New Roman" w:cs="Times New Roman" w:asciiTheme="majorHAnsi" w:hAnsiTheme="majorHAnsi"/>
+              </w:rPr>
+            </w:pPr>
+            <w:r>
+              <w:rPr>
+                <w:rFonts w:eastAsia="Times New Roman" w:cs="Times New Roman" w:asciiTheme="majorHAnsi" w:hAnsiTheme="majorHAnsi"/>
               </w:rPr>
               <w:t>Descripción</w:t>
             </w:r>
@@ -6397,12 +5826,12 @@
           <w:p>
             <w:pPr>
               <w:rPr>
-                <w:rFonts w:asciiTheme="majorHAnsi" w:eastAsia="Times New Roman" w:hAnsiTheme="majorHAnsi" w:cs="Times New Roman"/>
-              </w:rPr>
-            </w:pPr>
-            <w:r>
-              <w:rPr>
-                <w:rFonts w:asciiTheme="majorHAnsi" w:eastAsia="Times New Roman" w:hAnsiTheme="majorHAnsi" w:cs="Times New Roman"/>
+                <w:rFonts w:eastAsia="Times New Roman" w:cs="Times New Roman" w:asciiTheme="majorHAnsi" w:hAnsiTheme="majorHAnsi"/>
+              </w:rPr>
+            </w:pPr>
+            <w:r>
+              <w:rPr>
+                <w:rFonts w:eastAsia="Times New Roman" w:cs="Times New Roman" w:asciiTheme="majorHAnsi" w:hAnsiTheme="majorHAnsi"/>
               </w:rPr>
               <w:t>sp_ventas_por_region</w:t>
             </w:r>
@@ -6418,12 +5847,12 @@
             <w:pPr>
               <w:cnfStyle w:val="000000100000" w:firstRow="0" w:lastRow="0" w:firstColumn="0" w:lastColumn="0" w:oddVBand="0" w:evenVBand="0" w:oddHBand="1" w:evenHBand="0" w:firstRowFirstColumn="0" w:firstRowLastColumn="0" w:lastRowFirstColumn="0" w:lastRowLastColumn="0"/>
               <w:rPr>
-                <w:rFonts w:asciiTheme="majorHAnsi" w:eastAsia="Times New Roman" w:hAnsiTheme="majorHAnsi" w:cs="Times New Roman"/>
-              </w:rPr>
-            </w:pPr>
-            <w:r>
-              <w:rPr>
-                <w:rFonts w:asciiTheme="majorHAnsi" w:eastAsia="Times New Roman" w:hAnsiTheme="majorHAnsi" w:cs="Times New Roman"/>
+                <w:rFonts w:eastAsia="Times New Roman" w:cs="Times New Roman" w:asciiTheme="majorHAnsi" w:hAnsiTheme="majorHAnsi"/>
+              </w:rPr>
+            </w:pPr>
+            <w:r>
+              <w:rPr>
+                <w:rFonts w:eastAsia="Times New Roman" w:cs="Times New Roman" w:asciiTheme="majorHAnsi" w:hAnsiTheme="majorHAnsi"/>
               </w:rPr>
               <w:t>@Region</w:t>
             </w:r>
@@ -6439,12 +5868,12 @@
             <w:pPr>
               <w:cnfStyle w:val="000000100000" w:firstRow="0" w:lastRow="0" w:firstColumn="0" w:lastColumn="0" w:oddVBand="0" w:evenVBand="0" w:oddHBand="1" w:evenHBand="0" w:firstRowFirstColumn="0" w:firstRowLastColumn="0" w:lastRowFirstColumn="0" w:lastRowLastColumn="0"/>
               <w:rPr>
-                <w:rFonts w:asciiTheme="majorHAnsi" w:eastAsia="Times New Roman" w:hAnsiTheme="majorHAnsi" w:cs="Times New Roman"/>
-              </w:rPr>
-            </w:pPr>
-            <w:r>
-              <w:rPr>
-                <w:rFonts w:asciiTheme="majorHAnsi" w:eastAsia="Times New Roman" w:hAnsiTheme="majorHAnsi" w:cs="Times New Roman"/>
+                <w:rFonts w:eastAsia="Times New Roman" w:cs="Times New Roman" w:asciiTheme="majorHAnsi" w:hAnsiTheme="majorHAnsi"/>
+              </w:rPr>
+            </w:pPr>
+            <w:r>
+              <w:rPr>
+                <w:rFonts w:eastAsia="Times New Roman" w:cs="Times New Roman" w:asciiTheme="majorHAnsi" w:hAnsiTheme="majorHAnsi"/>
               </w:rPr>
               <w:t>Devuelve ingresos y ganancia para una región específica</w:t>
             </w:r>
@@ -6465,12 +5894,12 @@
           <w:p>
             <w:pPr>
               <w:rPr>
-                <w:rFonts w:asciiTheme="majorHAnsi" w:eastAsia="Times New Roman" w:hAnsiTheme="majorHAnsi" w:cs="Times New Roman"/>
-              </w:rPr>
-            </w:pPr>
-            <w:r>
-              <w:rPr>
-                <w:rFonts w:asciiTheme="majorHAnsi" w:eastAsia="Times New Roman" w:hAnsiTheme="majorHAnsi" w:cs="Times New Roman"/>
+                <w:rFonts w:eastAsia="Times New Roman" w:cs="Times New Roman" w:asciiTheme="majorHAnsi" w:hAnsiTheme="majorHAnsi"/>
+              </w:rPr>
+            </w:pPr>
+            <w:r>
+              <w:rPr>
+                <w:rFonts w:eastAsia="Times New Roman" w:cs="Times New Roman" w:asciiTheme="majorHAnsi" w:hAnsiTheme="majorHAnsi"/>
               </w:rPr>
               <w:t>sp_ventas_por_categoria</w:t>
             </w:r>
@@ -6486,12 +5915,12 @@
             <w:pPr>
               <w:cnfStyle w:val="000000000000" w:firstRow="0" w:lastRow="0" w:firstColumn="0" w:lastColumn="0" w:oddVBand="0" w:evenVBand="0" w:oddHBand="0" w:evenHBand="0" w:firstRowFirstColumn="0" w:firstRowLastColumn="0" w:lastRowFirstColumn="0" w:lastRowLastColumn="0"/>
               <w:rPr>
-                <w:rFonts w:asciiTheme="majorHAnsi" w:eastAsia="Times New Roman" w:hAnsiTheme="majorHAnsi" w:cs="Times New Roman"/>
-              </w:rPr>
-            </w:pPr>
-            <w:r>
-              <w:rPr>
-                <w:rFonts w:asciiTheme="majorHAnsi" w:eastAsia="Times New Roman" w:hAnsiTheme="majorHAnsi" w:cs="Times New Roman"/>
+                <w:rFonts w:eastAsia="Times New Roman" w:cs="Times New Roman" w:asciiTheme="majorHAnsi" w:hAnsiTheme="majorHAnsi"/>
+              </w:rPr>
+            </w:pPr>
+            <w:r>
+              <w:rPr>
+                <w:rFonts w:eastAsia="Times New Roman" w:cs="Times New Roman" w:asciiTheme="majorHAnsi" w:hAnsiTheme="majorHAnsi"/>
               </w:rPr>
               <w:t>@Category</w:t>
             </w:r>
@@ -6507,12 +5936,12 @@
             <w:pPr>
               <w:cnfStyle w:val="000000000000" w:firstRow="0" w:lastRow="0" w:firstColumn="0" w:lastColumn="0" w:oddVBand="0" w:evenVBand="0" w:oddHBand="0" w:evenHBand="0" w:firstRowFirstColumn="0" w:firstRowLastColumn="0" w:lastRowFirstColumn="0" w:lastRowLastColumn="0"/>
               <w:rPr>
-                <w:rFonts w:asciiTheme="majorHAnsi" w:eastAsia="Times New Roman" w:hAnsiTheme="majorHAnsi" w:cs="Times New Roman"/>
-              </w:rPr>
-            </w:pPr>
-            <w:r>
-              <w:rPr>
-                <w:rFonts w:asciiTheme="majorHAnsi" w:eastAsia="Times New Roman" w:hAnsiTheme="majorHAnsi" w:cs="Times New Roman"/>
+                <w:rFonts w:eastAsia="Times New Roman" w:cs="Times New Roman" w:asciiTheme="majorHAnsi" w:hAnsiTheme="majorHAnsi"/>
+              </w:rPr>
+            </w:pPr>
+            <w:r>
+              <w:rPr>
+                <w:rFonts w:eastAsia="Times New Roman" w:cs="Times New Roman" w:asciiTheme="majorHAnsi" w:hAnsiTheme="majorHAnsi"/>
               </w:rPr>
               <w:t>Devuelve subcategorías con ingresos y ganancia para una categoría específica</w:t>
             </w:r>
@@ -6534,12 +5963,12 @@
           <w:p>
             <w:pPr>
               <w:rPr>
-                <w:rFonts w:asciiTheme="majorHAnsi" w:eastAsia="Times New Roman" w:hAnsiTheme="majorHAnsi" w:cs="Times New Roman"/>
-              </w:rPr>
-            </w:pPr>
-            <w:r>
-              <w:rPr>
-                <w:rFonts w:asciiTheme="majorHAnsi" w:eastAsia="Times New Roman" w:hAnsiTheme="majorHAnsi" w:cs="Times New Roman"/>
+                <w:rFonts w:eastAsia="Times New Roman" w:cs="Times New Roman" w:asciiTheme="majorHAnsi" w:hAnsiTheme="majorHAnsi"/>
+              </w:rPr>
+            </w:pPr>
+            <w:r>
+              <w:rPr>
+                <w:rFonts w:eastAsia="Times New Roman" w:cs="Times New Roman" w:asciiTheme="majorHAnsi" w:hAnsiTheme="majorHAnsi"/>
               </w:rPr>
               <w:t>sp_ventas_por_periodo</w:t>
             </w:r>
@@ -6555,12 +5984,12 @@
             <w:pPr>
               <w:cnfStyle w:val="000000100000" w:firstRow="0" w:lastRow="0" w:firstColumn="0" w:lastColumn="0" w:oddVBand="0" w:evenVBand="0" w:oddHBand="1" w:evenHBand="0" w:firstRowFirstColumn="0" w:firstRowLastColumn="0" w:lastRowFirstColumn="0" w:lastRowLastColumn="0"/>
               <w:rPr>
-                <w:rFonts w:asciiTheme="majorHAnsi" w:eastAsia="Times New Roman" w:hAnsiTheme="majorHAnsi" w:cs="Times New Roman"/>
-              </w:rPr>
-            </w:pPr>
-            <w:r>
-              <w:rPr>
-                <w:rFonts w:asciiTheme="majorHAnsi" w:eastAsia="Times New Roman" w:hAnsiTheme="majorHAnsi" w:cs="Times New Roman"/>
+                <w:rFonts w:eastAsia="Times New Roman" w:cs="Times New Roman" w:asciiTheme="majorHAnsi" w:hAnsiTheme="majorHAnsi"/>
+              </w:rPr>
+            </w:pPr>
+            <w:r>
+              <w:rPr>
+                <w:rFonts w:eastAsia="Times New Roman" w:cs="Times New Roman" w:asciiTheme="majorHAnsi" w:hAnsiTheme="majorHAnsi"/>
               </w:rPr>
               <w:t>@FechaInicio, @FechaFin</w:t>
             </w:r>
@@ -6576,12 +6005,12 @@
             <w:pPr>
               <w:cnfStyle w:val="000000100000" w:firstRow="0" w:lastRow="0" w:firstColumn="0" w:lastColumn="0" w:oddVBand="0" w:evenVBand="0" w:oddHBand="1" w:evenHBand="0" w:firstRowFirstColumn="0" w:firstRowLastColumn="0" w:lastRowFirstColumn="0" w:lastRowLastColumn="0"/>
               <w:rPr>
-                <w:rFonts w:asciiTheme="majorHAnsi" w:eastAsia="Times New Roman" w:hAnsiTheme="majorHAnsi" w:cs="Times New Roman"/>
-              </w:rPr>
-            </w:pPr>
-            <w:r>
-              <w:rPr>
-                <w:rFonts w:asciiTheme="majorHAnsi" w:eastAsia="Times New Roman" w:hAnsiTheme="majorHAnsi" w:cs="Times New Roman"/>
+                <w:rFonts w:eastAsia="Times New Roman" w:cs="Times New Roman" w:asciiTheme="majorHAnsi" w:hAnsiTheme="majorHAnsi"/>
+              </w:rPr>
+            </w:pPr>
+            <w:r>
+              <w:rPr>
+                <w:rFonts w:eastAsia="Times New Roman" w:cs="Times New Roman" w:asciiTheme="majorHAnsi" w:hAnsiTheme="majorHAnsi"/>
               </w:rPr>
               <w:t>Devuelve la evolución de ventas entre dos fechas</w:t>
             </w:r>
@@ -6594,7 +6023,7 @@
             <w:cnfStyle w:val="001000000000" w:firstRow="0" w:lastRow="0" w:firstColumn="1" w:lastColumn="0" w:oddVBand="0" w:evenVBand="0" w:oddHBand="0" w:evenHBand="0" w:firstRowFirstColumn="0" w:firstRowLastColumn="0" w:lastRowFirstColumn="0" w:lastRowLastColumn="0"/>
             <w:tcW w:w="0" w:type="auto"/>
             <w:tcBorders>
-              <w:bottom w:val="single" w:sz="4" w:space="0" w:color="7F7F7F" w:themeColor="text1" w:themeTint="80"/>
+              <w:bottom w:val="single" w:color="7F7F7F" w:themeColor="text1" w:themeTint="80" w:sz="4" w:space="0"/>
             </w:tcBorders>
             <w:vAlign w:val="center"/>
             <w:hideMark/>
@@ -6602,12 +6031,12 @@
           <w:p>
             <w:pPr>
               <w:rPr>
-                <w:rFonts w:asciiTheme="majorHAnsi" w:eastAsia="Times New Roman" w:hAnsiTheme="majorHAnsi" w:cs="Times New Roman"/>
-              </w:rPr>
-            </w:pPr>
-            <w:r>
-              <w:rPr>
-                <w:rFonts w:asciiTheme="majorHAnsi" w:eastAsia="Times New Roman" w:hAnsiTheme="majorHAnsi" w:cs="Times New Roman"/>
+                <w:rFonts w:eastAsia="Times New Roman" w:cs="Times New Roman" w:asciiTheme="majorHAnsi" w:hAnsiTheme="majorHAnsi"/>
+              </w:rPr>
+            </w:pPr>
+            <w:r>
+              <w:rPr>
+                <w:rFonts w:eastAsia="Times New Roman" w:cs="Times New Roman" w:asciiTheme="majorHAnsi" w:hAnsiTheme="majorHAnsi"/>
               </w:rPr>
               <w:t>sp_top_productos</w:t>
             </w:r>
@@ -6617,7 +6046,7 @@
           <w:tcPr>
             <w:tcW w:w="0" w:type="auto"/>
             <w:tcBorders>
-              <w:bottom w:val="single" w:sz="4" w:space="0" w:color="7F7F7F" w:themeColor="text1" w:themeTint="80"/>
+              <w:bottom w:val="single" w:color="7F7F7F" w:themeColor="text1" w:themeTint="80" w:sz="4" w:space="0"/>
             </w:tcBorders>
             <w:vAlign w:val="center"/>
             <w:hideMark/>
@@ -6626,12 +6055,12 @@
             <w:pPr>
               <w:cnfStyle w:val="000000000000" w:firstRow="0" w:lastRow="0" w:firstColumn="0" w:lastColumn="0" w:oddVBand="0" w:evenVBand="0" w:oddHBand="0" w:evenHBand="0" w:firstRowFirstColumn="0" w:firstRowLastColumn="0" w:lastRowFirstColumn="0" w:lastRowLastColumn="0"/>
               <w:rPr>
-                <w:rFonts w:asciiTheme="majorHAnsi" w:eastAsia="Times New Roman" w:hAnsiTheme="majorHAnsi" w:cs="Times New Roman"/>
-              </w:rPr>
-            </w:pPr>
-            <w:r>
-              <w:rPr>
-                <w:rFonts w:asciiTheme="majorHAnsi" w:eastAsia="Times New Roman" w:hAnsiTheme="majorHAnsi" w:cs="Times New Roman"/>
+                <w:rFonts w:eastAsia="Times New Roman" w:cs="Times New Roman" w:asciiTheme="majorHAnsi" w:hAnsiTheme="majorHAnsi"/>
+              </w:rPr>
+            </w:pPr>
+            <w:r>
+              <w:rPr>
+                <w:rFonts w:eastAsia="Times New Roman" w:cs="Times New Roman" w:asciiTheme="majorHAnsi" w:hAnsiTheme="majorHAnsi"/>
               </w:rPr>
               <w:t>@Top</w:t>
             </w:r>
@@ -6641,7 +6070,7 @@
           <w:tcPr>
             <w:tcW w:w="0" w:type="auto"/>
             <w:tcBorders>
-              <w:bottom w:val="single" w:sz="4" w:space="0" w:color="7F7F7F" w:themeColor="text1" w:themeTint="80"/>
+              <w:bottom w:val="single" w:color="7F7F7F" w:themeColor="text1" w:themeTint="80" w:sz="4" w:space="0"/>
             </w:tcBorders>
             <w:vAlign w:val="center"/>
             <w:hideMark/>
@@ -6650,12 +6079,12 @@
             <w:pPr>
               <w:cnfStyle w:val="000000000000" w:firstRow="0" w:lastRow="0" w:firstColumn="0" w:lastColumn="0" w:oddVBand="0" w:evenVBand="0" w:oddHBand="0" w:evenHBand="0" w:firstRowFirstColumn="0" w:firstRowLastColumn="0" w:lastRowFirstColumn="0" w:lastRowLastColumn="0"/>
               <w:rPr>
-                <w:rFonts w:asciiTheme="majorHAnsi" w:eastAsia="Times New Roman" w:hAnsiTheme="majorHAnsi" w:cs="Times New Roman"/>
-              </w:rPr>
-            </w:pPr>
-            <w:r>
-              <w:rPr>
-                <w:rFonts w:asciiTheme="majorHAnsi" w:eastAsia="Times New Roman" w:hAnsiTheme="majorHAnsi" w:cs="Times New Roman"/>
+                <w:rFonts w:eastAsia="Times New Roman" w:cs="Times New Roman" w:asciiTheme="majorHAnsi" w:hAnsiTheme="majorHAnsi"/>
+              </w:rPr>
+            </w:pPr>
+            <w:r>
+              <w:rPr>
+                <w:rFonts w:eastAsia="Times New Roman" w:cs="Times New Roman" w:asciiTheme="majorHAnsi" w:hAnsiTheme="majorHAnsi"/>
               </w:rPr>
               <w:t>Devuelve los N productos más vendidos por ingresos</w:t>
             </w:r>
@@ -6679,12 +6108,12 @@
           <w:p>
             <w:pPr>
               <w:rPr>
-                <w:rFonts w:asciiTheme="majorHAnsi" w:eastAsia="Times New Roman" w:hAnsiTheme="majorHAnsi" w:cs="Times New Roman"/>
-              </w:rPr>
-            </w:pPr>
-            <w:r>
-              <w:rPr>
-                <w:rFonts w:asciiTheme="majorHAnsi" w:eastAsia="Times New Roman" w:hAnsiTheme="majorHAnsi" w:cs="Times New Roman"/>
+                <w:rFonts w:eastAsia="Times New Roman" w:cs="Times New Roman" w:asciiTheme="majorHAnsi" w:hAnsiTheme="majorHAnsi"/>
+              </w:rPr>
+            </w:pPr>
+            <w:r>
+              <w:rPr>
+                <w:rFonts w:eastAsia="Times New Roman" w:cs="Times New Roman" w:asciiTheme="majorHAnsi" w:hAnsiTheme="majorHAnsi"/>
               </w:rPr>
               <w:t>sp_ciudades_con_perdidas</w:t>
             </w:r>
@@ -6703,12 +6132,12 @@
             <w:pPr>
               <w:cnfStyle w:val="000000100000" w:firstRow="0" w:lastRow="0" w:firstColumn="0" w:lastColumn="0" w:oddVBand="0" w:evenVBand="0" w:oddHBand="1" w:evenHBand="0" w:firstRowFirstColumn="0" w:firstRowLastColumn="0" w:lastRowFirstColumn="0" w:lastRowLastColumn="0"/>
               <w:rPr>
-                <w:rFonts w:asciiTheme="majorHAnsi" w:eastAsia="Times New Roman" w:hAnsiTheme="majorHAnsi" w:cs="Times New Roman"/>
-              </w:rPr>
-            </w:pPr>
-            <w:r>
-              <w:rPr>
-                <w:rFonts w:asciiTheme="majorHAnsi" w:eastAsia="Times New Roman" w:hAnsiTheme="majorHAnsi" w:cs="Times New Roman"/>
+                <w:rFonts w:eastAsia="Times New Roman" w:cs="Times New Roman" w:asciiTheme="majorHAnsi" w:hAnsiTheme="majorHAnsi"/>
+              </w:rPr>
+            </w:pPr>
+            <w:r>
+              <w:rPr>
+                <w:rFonts w:eastAsia="Times New Roman" w:cs="Times New Roman" w:asciiTheme="majorHAnsi" w:hAnsiTheme="majorHAnsi"/>
               </w:rPr>
               <w:t>@Region</w:t>
             </w:r>
@@ -6727,12 +6156,12 @@
             <w:pPr>
               <w:cnfStyle w:val="000000100000" w:firstRow="0" w:lastRow="0" w:firstColumn="0" w:lastColumn="0" w:oddVBand="0" w:evenVBand="0" w:oddHBand="1" w:evenHBand="0" w:firstRowFirstColumn="0" w:firstRowLastColumn="0" w:lastRowFirstColumn="0" w:lastRowLastColumn="0"/>
               <w:rPr>
-                <w:rFonts w:asciiTheme="majorHAnsi" w:eastAsia="Times New Roman" w:hAnsiTheme="majorHAnsi" w:cs="Times New Roman"/>
-              </w:rPr>
-            </w:pPr>
-            <w:r>
-              <w:rPr>
-                <w:rFonts w:asciiTheme="majorHAnsi" w:eastAsia="Times New Roman" w:hAnsiTheme="majorHAnsi" w:cs="Times New Roman"/>
+                <w:rFonts w:eastAsia="Times New Roman" w:cs="Times New Roman" w:asciiTheme="majorHAnsi" w:hAnsiTheme="majorHAnsi"/>
+              </w:rPr>
+            </w:pPr>
+            <w:r>
+              <w:rPr>
+                <w:rFonts w:eastAsia="Times New Roman" w:cs="Times New Roman" w:asciiTheme="majorHAnsi" w:hAnsiTheme="majorHAnsi"/>
               </w:rPr>
               <w:t>Devuelve las ciudades con resultado negativo de una región específica</w:t>
             </w:r>
@@ -6753,29 +6182,52 @@
     <w:p>
       <w:pPr>
         <w:pStyle w:val="Ttulo1"/>
-      </w:pPr>
-      <w:bookmarkStart w:id="21" w:name="_Toc224484352"/>
-      <w:r>
         <w:rPr>
           <w:sz w:val="32"/>
-        </w:rPr>
-        <w:lastRenderedPageBreak/>
-        <w:t>8. Visualización (Power BI)</w:t>
-      </w:r>
-      <w:bookmarkEnd w:id="21"/>
+          <w:szCs w:val="32"/>
+        </w:rPr>
+      </w:pPr>
+      <w:bookmarkStart w:name="_Toc1239584591" w:id="1684009565"/>
+      <w:r>
+        <w:rPr>
+          <w:sz w:val="32"/>
+          <w:szCs w:val="32"/>
+        </w:rPr>
+        <w:t>Visualización (</w:t>
+      </w:r>
+      <w:r>
+        <w:rPr>
+          <w:sz w:val="32"/>
+          <w:szCs w:val="32"/>
+        </w:rPr>
+        <w:t>Power</w:t>
+      </w:r>
+      <w:r>
+        <w:rPr>
+          <w:sz w:val="32"/>
+          <w:szCs w:val="32"/>
+        </w:rPr>
+        <w:t xml:space="preserve"> BI)</w:t>
+      </w:r>
+      <w:bookmarkEnd w:id="1684009565"/>
     </w:p>
     <w:p>
       <w:pPr>
         <w:pStyle w:val="Ttulo2"/>
-      </w:pPr>
-      <w:bookmarkStart w:id="22" w:name="_Toc224484354"/>
-      <w:r>
         <w:rPr>
           <w:sz w:val="28"/>
-        </w:rPr>
-        <w:t>8.2 Medidas DAX</w:t>
-      </w:r>
-      <w:bookmarkEnd w:id="22"/>
+          <w:szCs w:val="28"/>
+        </w:rPr>
+      </w:pPr>
+      <w:bookmarkStart w:name="_Toc1436796713" w:id="150864560"/>
+      <w:r>
+        <w:rPr>
+          <w:sz w:val="28"/>
+          <w:szCs w:val="28"/>
+        </w:rPr>
+        <w:t>Medidas DAX</w:t>
+      </w:r>
+      <w:bookmarkEnd w:id="150864560"/>
     </w:p>
     <w:tbl>
       <w:tblPr>
@@ -8167,25 +7619,25 @@
         <w:pStyle w:val="Ttulo2"/>
         <w:rPr>
           <w:sz w:val="28"/>
-        </w:rPr>
-      </w:pPr>
-      <w:bookmarkStart w:id="23" w:name="_Toc224484355"/>
+          <w:szCs w:val="28"/>
+        </w:rPr>
+      </w:pPr>
+      <w:bookmarkStart w:name="_Toc1457761757" w:id="48530042"/>
       <w:r>
         <w:rPr>
           <w:sz w:val="28"/>
-        </w:rPr>
-        <w:lastRenderedPageBreak/>
-        <w:t xml:space="preserve">8.3 Descripción del </w:t>
-      </w:r>
-      <w:proofErr w:type="spellStart"/>
+          <w:szCs w:val="28"/>
+        </w:rPr>
+        <w:t xml:space="preserve">Descripción del </w:t>
+      </w:r>
       <w:r>
         <w:rPr>
           <w:sz w:val="28"/>
+          <w:szCs w:val="28"/>
         </w:rPr>
         <w:t>dashboard</w:t>
       </w:r>
-      <w:bookmarkEnd w:id="23"/>
-      <w:proofErr w:type="spellEnd"/>
+      <w:bookmarkEnd w:id="48530042"/>
     </w:p>
     <w:p>
       <w:pPr>
@@ -8467,15 +7919,20 @@
     <w:p>
       <w:pPr>
         <w:pStyle w:val="Ttulo1"/>
-      </w:pPr>
-      <w:bookmarkStart w:id="24" w:name="_Toc224484356"/>
-      <w:r>
         <w:rPr>
           <w:sz w:val="32"/>
-        </w:rPr>
-        <w:t>9. Conclusiones y hallazgos</w:t>
-      </w:r>
-      <w:bookmarkEnd w:id="24"/>
+          <w:szCs w:val="32"/>
+        </w:rPr>
+      </w:pPr>
+      <w:bookmarkStart w:name="_Toc1940521105" w:id="1215748531"/>
+      <w:r>
+        <w:rPr>
+          <w:sz w:val="32"/>
+          <w:szCs w:val="32"/>
+        </w:rPr>
+        <w:t>Conclusiones y hallazgos</w:t>
+      </w:r>
+      <w:bookmarkEnd w:id="1215748531"/>
     </w:p>
     <w:p>
       <w:pPr>
@@ -8628,15 +8085,20 @@
     <w:p>
       <w:pPr>
         <w:pStyle w:val="Ttulo1"/>
-      </w:pPr>
-      <w:bookmarkStart w:id="25" w:name="_Toc224484357"/>
-      <w:r>
         <w:rPr>
           <w:sz w:val="32"/>
-        </w:rPr>
-        <w:t>10. Próximos pasos / Mejoras futuras</w:t>
-      </w:r>
-      <w:bookmarkEnd w:id="25"/>
+          <w:szCs w:val="32"/>
+        </w:rPr>
+      </w:pPr>
+      <w:bookmarkStart w:name="_Toc1850896333" w:id="1508881624"/>
+      <w:r>
+        <w:rPr>
+          <w:sz w:val="32"/>
+          <w:szCs w:val="32"/>
+        </w:rPr>
+        <w:t>Próximos pasos / Mejoras futuras</w:t>
+      </w:r>
+      <w:bookmarkEnd w:id="1508881624"/>
     </w:p>
     <w:p>
       <w:pPr>
@@ -8738,7 +8200,7 @@
     <w:p/>
     <w:sectPr>
       <w:footerReference w:type="default" r:id="rId14"/>
-      <w:pgSz w:w="12240" w:h="15840"/>
+      <w:pgSz w:w="12240" w:h="15840" w:orient="portrait"/>
       <w:pgMar w:top="1440" w:right="1440" w:bottom="1440" w:left="1440" w:header="708" w:footer="708" w:gutter="0"/>
       <w:pgNumType w:start="0"/>
       <w:cols w:space="720"/>
@@ -8773,13 +8235,13 @@
   <w:p>
     <w:pPr>
       <w:pBdr>
-        <w:left w:val="single" w:sz="12" w:space="11" w:color="156082" w:themeColor="accent1"/>
+        <w:left w:val="single" w:color="156082" w:themeColor="accent1" w:sz="12" w:space="11"/>
       </w:pBdr>
       <w:tabs>
         <w:tab w:val="left" w:pos="622"/>
       </w:tabs>
       <w:rPr>
-        <w:rFonts w:asciiTheme="majorHAnsi" w:eastAsiaTheme="majorEastAsia" w:hAnsiTheme="majorHAnsi" w:cstheme="majorBidi"/>
+        <w:rFonts w:asciiTheme="majorHAnsi" w:hAnsiTheme="majorHAnsi" w:eastAsiaTheme="majorEastAsia" w:cstheme="majorBidi"/>
         <w:color w:val="0F4761" w:themeColor="accent1" w:themeShade="BF"/>
         <w:sz w:val="26"/>
         <w:szCs w:val="26"/>
@@ -8787,7 +8249,7 @@
     </w:pPr>
     <w:r>
       <w:rPr>
-        <w:rFonts w:asciiTheme="majorHAnsi" w:eastAsiaTheme="majorEastAsia" w:hAnsiTheme="majorHAnsi" w:cstheme="majorBidi"/>
+        <w:rFonts w:asciiTheme="majorHAnsi" w:hAnsiTheme="majorHAnsi" w:eastAsiaTheme="majorEastAsia" w:cstheme="majorBidi"/>
         <w:color w:val="0F4761" w:themeColor="accent1" w:themeShade="BF"/>
         <w:sz w:val="26"/>
         <w:szCs w:val="26"/>
@@ -8796,7 +8258,7 @@
     </w:r>
     <w:r>
       <w:rPr>
-        <w:rFonts w:asciiTheme="majorHAnsi" w:eastAsiaTheme="majorEastAsia" w:hAnsiTheme="majorHAnsi" w:cstheme="majorBidi"/>
+        <w:rFonts w:asciiTheme="majorHAnsi" w:hAnsiTheme="majorHAnsi" w:eastAsiaTheme="majorEastAsia" w:cstheme="majorBidi"/>
         <w:color w:val="0F4761" w:themeColor="accent1" w:themeShade="BF"/>
         <w:sz w:val="26"/>
         <w:szCs w:val="26"/>
@@ -8805,7 +8267,7 @@
     </w:r>
     <w:r>
       <w:rPr>
-        <w:rFonts w:asciiTheme="majorHAnsi" w:eastAsiaTheme="majorEastAsia" w:hAnsiTheme="majorHAnsi" w:cstheme="majorBidi"/>
+        <w:rFonts w:asciiTheme="majorHAnsi" w:hAnsiTheme="majorHAnsi" w:eastAsiaTheme="majorEastAsia" w:cstheme="majorBidi"/>
         <w:color w:val="0F4761" w:themeColor="accent1" w:themeShade="BF"/>
         <w:sz w:val="26"/>
         <w:szCs w:val="26"/>
@@ -8814,7 +8276,7 @@
     </w:r>
     <w:r>
       <w:rPr>
-        <w:rFonts w:asciiTheme="majorHAnsi" w:eastAsiaTheme="majorEastAsia" w:hAnsiTheme="majorHAnsi" w:cstheme="majorBidi"/>
+        <w:rFonts w:asciiTheme="majorHAnsi" w:hAnsiTheme="majorHAnsi" w:eastAsiaTheme="majorEastAsia" w:cstheme="majorBidi"/>
         <w:color w:val="0F4761" w:themeColor="accent1" w:themeShade="BF"/>
         <w:sz w:val="26"/>
         <w:szCs w:val="26"/>
@@ -8824,7 +8286,7 @@
     </w:r>
     <w:r>
       <w:rPr>
-        <w:rFonts w:asciiTheme="majorHAnsi" w:eastAsiaTheme="majorEastAsia" w:hAnsiTheme="majorHAnsi" w:cstheme="majorBidi"/>
+        <w:rFonts w:asciiTheme="majorHAnsi" w:hAnsiTheme="majorHAnsi" w:eastAsiaTheme="majorEastAsia" w:cstheme="majorBidi"/>
         <w:color w:val="0F4761" w:themeColor="accent1" w:themeShade="BF"/>
         <w:sz w:val="26"/>
         <w:szCs w:val="26"/>
@@ -9015,7 +8477,7 @@
   <w:docDefaults>
     <w:rPrDefault>
       <w:rPr>
-        <w:rFonts w:ascii="Arial" w:eastAsia="Arial" w:hAnsi="Arial" w:cs="Arial"/>
+        <w:rFonts w:ascii="Arial" w:hAnsi="Arial" w:eastAsia="Arial" w:cs="Arial"/>
         <w:sz w:val="24"/>
         <w:szCs w:val="24"/>
         <w:lang w:val="es-AR" w:eastAsia="es-AR" w:bidi="ar-SA"/>
@@ -9026,14 +8488,14 @@
   <w:latentStyles w:defLockedState="0" w:defUIPriority="99" w:defSemiHidden="0" w:defUnhideWhenUsed="0" w:defQFormat="0" w:count="376">
     <w:lsdException w:name="Normal" w:uiPriority="0" w:qFormat="1"/>
     <w:lsdException w:name="heading 1" w:uiPriority="9" w:qFormat="1"/>
-    <w:lsdException w:name="heading 2" w:semiHidden="1" w:uiPriority="9" w:unhideWhenUsed="1" w:qFormat="1"/>
-    <w:lsdException w:name="heading 3" w:semiHidden="1" w:uiPriority="9" w:unhideWhenUsed="1" w:qFormat="1"/>
-    <w:lsdException w:name="heading 4" w:semiHidden="1" w:uiPriority="9" w:unhideWhenUsed="1" w:qFormat="1"/>
-    <w:lsdException w:name="heading 5" w:semiHidden="1" w:uiPriority="9" w:unhideWhenUsed="1" w:qFormat="1"/>
-    <w:lsdException w:name="heading 6" w:semiHidden="1" w:uiPriority="9" w:unhideWhenUsed="1" w:qFormat="1"/>
-    <w:lsdException w:name="heading 7" w:semiHidden="1" w:uiPriority="9" w:unhideWhenUsed="1" w:qFormat="1"/>
-    <w:lsdException w:name="heading 8" w:semiHidden="1" w:uiPriority="9" w:unhideWhenUsed="1" w:qFormat="1"/>
-    <w:lsdException w:name="heading 9" w:semiHidden="1" w:uiPriority="9" w:unhideWhenUsed="1" w:qFormat="1"/>
+    <w:lsdException w:name="heading 2" w:uiPriority="9" w:semiHidden="1" w:unhideWhenUsed="1" w:qFormat="1"/>
+    <w:lsdException w:name="heading 3" w:uiPriority="9" w:semiHidden="1" w:unhideWhenUsed="1" w:qFormat="1"/>
+    <w:lsdException w:name="heading 4" w:uiPriority="9" w:semiHidden="1" w:unhideWhenUsed="1" w:qFormat="1"/>
+    <w:lsdException w:name="heading 5" w:uiPriority="9" w:semiHidden="1" w:unhideWhenUsed="1" w:qFormat="1"/>
+    <w:lsdException w:name="heading 6" w:uiPriority="9" w:semiHidden="1" w:unhideWhenUsed="1" w:qFormat="1"/>
+    <w:lsdException w:name="heading 7" w:uiPriority="9" w:semiHidden="1" w:unhideWhenUsed="1" w:qFormat="1"/>
+    <w:lsdException w:name="heading 8" w:uiPriority="9" w:semiHidden="1" w:unhideWhenUsed="1" w:qFormat="1"/>
+    <w:lsdException w:name="heading 9" w:uiPriority="9" w:semiHidden="1" w:unhideWhenUsed="1" w:qFormat="1"/>
     <w:lsdException w:name="index 1" w:semiHidden="1" w:unhideWhenUsed="1"/>
     <w:lsdException w:name="index 2" w:semiHidden="1" w:unhideWhenUsed="1"/>
     <w:lsdException w:name="index 3" w:semiHidden="1" w:unhideWhenUsed="1"/>
@@ -9043,22 +8505,22 @@
     <w:lsdException w:name="index 7" w:semiHidden="1" w:unhideWhenUsed="1"/>
     <w:lsdException w:name="index 8" w:semiHidden="1" w:unhideWhenUsed="1"/>
     <w:lsdException w:name="index 9" w:semiHidden="1" w:unhideWhenUsed="1"/>
-    <w:lsdException w:name="toc 1" w:semiHidden="1" w:uiPriority="39" w:unhideWhenUsed="1"/>
-    <w:lsdException w:name="toc 2" w:semiHidden="1" w:uiPriority="39" w:unhideWhenUsed="1"/>
-    <w:lsdException w:name="toc 3" w:semiHidden="1" w:uiPriority="39" w:unhideWhenUsed="1"/>
-    <w:lsdException w:name="toc 4" w:semiHidden="1" w:uiPriority="39" w:unhideWhenUsed="1"/>
-    <w:lsdException w:name="toc 5" w:semiHidden="1" w:uiPriority="39" w:unhideWhenUsed="1"/>
-    <w:lsdException w:name="toc 6" w:semiHidden="1" w:uiPriority="39" w:unhideWhenUsed="1"/>
-    <w:lsdException w:name="toc 7" w:semiHidden="1" w:uiPriority="39" w:unhideWhenUsed="1"/>
-    <w:lsdException w:name="toc 8" w:semiHidden="1" w:uiPriority="39" w:unhideWhenUsed="1"/>
-    <w:lsdException w:name="toc 9" w:semiHidden="1" w:uiPriority="39" w:unhideWhenUsed="1"/>
+    <w:lsdException w:name="toc 1" w:uiPriority="39" w:semiHidden="1" w:unhideWhenUsed="1"/>
+    <w:lsdException w:name="toc 2" w:uiPriority="39" w:semiHidden="1" w:unhideWhenUsed="1"/>
+    <w:lsdException w:name="toc 3" w:uiPriority="39" w:semiHidden="1" w:unhideWhenUsed="1"/>
+    <w:lsdException w:name="toc 4" w:uiPriority="39" w:semiHidden="1" w:unhideWhenUsed="1"/>
+    <w:lsdException w:name="toc 5" w:uiPriority="39" w:semiHidden="1" w:unhideWhenUsed="1"/>
+    <w:lsdException w:name="toc 6" w:uiPriority="39" w:semiHidden="1" w:unhideWhenUsed="1"/>
+    <w:lsdException w:name="toc 7" w:uiPriority="39" w:semiHidden="1" w:unhideWhenUsed="1"/>
+    <w:lsdException w:name="toc 8" w:uiPriority="39" w:semiHidden="1" w:unhideWhenUsed="1"/>
+    <w:lsdException w:name="toc 9" w:uiPriority="39" w:semiHidden="1" w:unhideWhenUsed="1"/>
     <w:lsdException w:name="Normal Indent" w:semiHidden="1" w:unhideWhenUsed="1"/>
     <w:lsdException w:name="footnote text" w:semiHidden="1" w:unhideWhenUsed="1"/>
     <w:lsdException w:name="annotation text" w:semiHidden="1" w:unhideWhenUsed="1"/>
     <w:lsdException w:name="header" w:semiHidden="1" w:unhideWhenUsed="1"/>
     <w:lsdException w:name="footer" w:semiHidden="1" w:unhideWhenUsed="1"/>
     <w:lsdException w:name="index heading" w:semiHidden="1" w:unhideWhenUsed="1"/>
-    <w:lsdException w:name="caption" w:semiHidden="1" w:uiPriority="35" w:unhideWhenUsed="1" w:qFormat="1"/>
+    <w:lsdException w:name="caption" w:uiPriority="35" w:semiHidden="1" w:unhideWhenUsed="1" w:qFormat="1"/>
     <w:lsdException w:name="table of figures" w:semiHidden="1" w:unhideWhenUsed="1"/>
     <w:lsdException w:name="envelope address" w:semiHidden="1" w:unhideWhenUsed="1"/>
     <w:lsdException w:name="envelope return" w:semiHidden="1" w:unhideWhenUsed="1"/>
@@ -9089,7 +8551,7 @@
     <w:lsdException w:name="Title" w:uiPriority="10" w:qFormat="1"/>
     <w:lsdException w:name="Closing" w:semiHidden="1" w:unhideWhenUsed="1"/>
     <w:lsdException w:name="Signature" w:semiHidden="1" w:unhideWhenUsed="1"/>
-    <w:lsdException w:name="Default Paragraph Font" w:semiHidden="1" w:uiPriority="1" w:unhideWhenUsed="1"/>
+    <w:lsdException w:name="Default Paragraph Font" w:uiPriority="1" w:semiHidden="1" w:unhideWhenUsed="1"/>
     <w:lsdException w:name="Body Text" w:semiHidden="1" w:unhideWhenUsed="1"/>
     <w:lsdException w:name="Body Text Indent" w:semiHidden="1" w:unhideWhenUsed="1"/>
     <w:lsdException w:name="List Continue" w:semiHidden="1" w:unhideWhenUsed="1"/>
@@ -9289,8 +8751,8 @@
     <w:lsdException w:name="Subtle Reference" w:uiPriority="31" w:qFormat="1"/>
     <w:lsdException w:name="Intense Reference" w:uiPriority="32" w:qFormat="1"/>
     <w:lsdException w:name="Book Title" w:uiPriority="33" w:qFormat="1"/>
-    <w:lsdException w:name="Bibliography" w:semiHidden="1" w:uiPriority="37" w:unhideWhenUsed="1"/>
-    <w:lsdException w:name="TOC Heading" w:semiHidden="1" w:uiPriority="39" w:unhideWhenUsed="1" w:qFormat="1"/>
+    <w:lsdException w:name="Bibliography" w:uiPriority="37" w:semiHidden="1" w:unhideWhenUsed="1"/>
+    <w:lsdException w:name="TOC Heading" w:uiPriority="39" w:semiHidden="1" w:unhideWhenUsed="1" w:qFormat="1"/>
     <w:lsdException w:name="Plain Table 1" w:uiPriority="41"/>
     <w:lsdException w:name="Plain Table 2" w:uiPriority="42"/>
     <w:lsdException w:name="Plain Table 3" w:uiPriority="43"/>
@@ -9401,7 +8863,7 @@
     <w:lsdException w:name="Unresolved Mention" w:semiHidden="1" w:unhideWhenUsed="1"/>
     <w:lsdException w:name="Smart Link" w:semiHidden="1" w:unhideWhenUsed="1"/>
   </w:latentStyles>
-  <w:style w:type="paragraph" w:default="1" w:styleId="Normal">
+  <w:style w:type="paragraph" w:styleId="Normal" w:default="1">
     <w:name w:val="Normal"/>
     <w:qFormat/>
   </w:style>
@@ -9496,12 +8958,12 @@
       <w:color w:val="1F4D78"/>
     </w:rPr>
   </w:style>
-  <w:style w:type="character" w:default="1" w:styleId="Fuentedeprrafopredeter">
+  <w:style w:type="character" w:styleId="Fuentedeprrafopredeter" w:default="1">
     <w:name w:val="Default Paragraph Font"/>
     <w:uiPriority w:val="1"/>
     <w:unhideWhenUsed/>
   </w:style>
-  <w:style w:type="table" w:default="1" w:styleId="Tablanormal">
+  <w:style w:type="table" w:styleId="Tablanormal" w:default="1">
     <w:name w:val="Normal Table"/>
     <w:uiPriority w:val="99"/>
     <w:semiHidden/>
@@ -9516,7 +8978,7 @@
       </w:tblCellMar>
     </w:tblPr>
   </w:style>
-  <w:style w:type="numbering" w:default="1" w:styleId="Sinlista">
+  <w:style w:type="numbering" w:styleId="Sinlista" w:default="1">
     <w:name w:val="No List"/>
     <w:uiPriority w:val="99"/>
     <w:semiHidden/>
@@ -9531,7 +8993,7 @@
       <w:szCs w:val="56"/>
     </w:rPr>
   </w:style>
-  <w:style w:type="paragraph" w:customStyle="1" w:styleId="Fuerte1">
+  <w:style w:type="paragraph" w:styleId="Fuerte1" w:customStyle="1">
     <w:name w:val="Fuerte1"/>
     <w:qFormat/>
     <w:rPr>
@@ -9581,7 +9043,7 @@
       <w:szCs w:val="20"/>
     </w:rPr>
   </w:style>
-  <w:style w:type="character" w:customStyle="1" w:styleId="TextonotapieCar">
+  <w:style w:type="character" w:styleId="TextonotapieCar" w:customStyle="1">
     <w:name w:val="Texto nota pie Car"/>
     <w:link w:val="Textonotapie"/>
     <w:uiPriority w:val="99"/>
@@ -9599,19 +9061,19 @@
     <w:qFormat/>
     <w:rsid w:val="00575966"/>
     <w:rPr>
-      <w:rFonts w:asciiTheme="minorHAnsi" w:eastAsiaTheme="minorEastAsia" w:hAnsiTheme="minorHAnsi" w:cstheme="minorBidi"/>
+      <w:rFonts w:asciiTheme="minorHAnsi" w:hAnsiTheme="minorHAnsi" w:eastAsiaTheme="minorEastAsia" w:cstheme="minorBidi"/>
       <w:sz w:val="22"/>
       <w:szCs w:val="22"/>
     </w:rPr>
   </w:style>
-  <w:style w:type="character" w:customStyle="1" w:styleId="SinespaciadoCar">
+  <w:style w:type="character" w:styleId="SinespaciadoCar" w:customStyle="1">
     <w:name w:val="Sin espaciado Car"/>
     <w:basedOn w:val="Fuentedeprrafopredeter"/>
     <w:link w:val="Sinespaciado"/>
     <w:uiPriority w:val="1"/>
     <w:rsid w:val="00575966"/>
     <w:rPr>
-      <w:rFonts w:asciiTheme="minorHAnsi" w:eastAsiaTheme="minorEastAsia" w:hAnsiTheme="minorHAnsi" w:cstheme="minorBidi"/>
+      <w:rFonts w:asciiTheme="minorHAnsi" w:hAnsiTheme="minorHAnsi" w:eastAsiaTheme="minorEastAsia" w:cstheme="minorBidi"/>
       <w:sz w:val="22"/>
       <w:szCs w:val="22"/>
     </w:rPr>
@@ -9630,7 +9092,7 @@
       </w:tabs>
     </w:pPr>
   </w:style>
-  <w:style w:type="character" w:customStyle="1" w:styleId="EncabezadoCar">
+  <w:style w:type="character" w:styleId="EncabezadoCar" w:customStyle="1">
     <w:name w:val="Encabezado Car"/>
     <w:basedOn w:val="Fuentedeprrafopredeter"/>
     <w:link w:val="Encabezado"/>
@@ -9651,7 +9113,7 @@
       </w:tabs>
     </w:pPr>
   </w:style>
-  <w:style w:type="character" w:customStyle="1" w:styleId="PiedepginaCar">
+  <w:style w:type="character" w:styleId="PiedepginaCar" w:customStyle="1">
     <w:name w:val="Pie de página Car"/>
     <w:basedOn w:val="Fuentedeprrafopredeter"/>
     <w:link w:val="Piedepgina"/>
@@ -9673,7 +9135,7 @@
       <w:outlineLvl w:val="9"/>
     </w:pPr>
     <w:rPr>
-      <w:rFonts w:asciiTheme="majorHAnsi" w:eastAsiaTheme="majorEastAsia" w:hAnsiTheme="majorHAnsi" w:cstheme="majorBidi"/>
+      <w:rFonts w:asciiTheme="majorHAnsi" w:hAnsiTheme="majorHAnsi" w:eastAsiaTheme="majorEastAsia" w:cstheme="majorBidi"/>
       <w:b w:val="0"/>
       <w:bCs w:val="0"/>
       <w:color w:val="0F4761" w:themeColor="accent1" w:themeShade="BF"/>
@@ -9711,12 +9173,12 @@
     <w:rsid w:val="00D13B09"/>
     <w:tblPr>
       <w:tblBorders>
-        <w:top w:val="single" w:sz="4" w:space="0" w:color="auto"/>
-        <w:left w:val="single" w:sz="4" w:space="0" w:color="auto"/>
-        <w:bottom w:val="single" w:sz="4" w:space="0" w:color="auto"/>
-        <w:right w:val="single" w:sz="4" w:space="0" w:color="auto"/>
-        <w:insideH w:val="single" w:sz="4" w:space="0" w:color="auto"/>
-        <w:insideV w:val="single" w:sz="4" w:space="0" w:color="auto"/>
+        <w:top w:val="single" w:color="auto" w:sz="4" w:space="0"/>
+        <w:left w:val="single" w:color="auto" w:sz="4" w:space="0"/>
+        <w:bottom w:val="single" w:color="auto" w:sz="4" w:space="0"/>
+        <w:right w:val="single" w:color="auto" w:sz="4" w:space="0"/>
+        <w:insideH w:val="single" w:color="auto" w:sz="4" w:space="0"/>
+        <w:insideV w:val="single" w:color="auto" w:sz="4" w:space="0"/>
       </w:tblBorders>
     </w:tblPr>
   </w:style>
@@ -9727,12 +9189,12 @@
     <w:rsid w:val="000C5ED2"/>
     <w:tblPr>
       <w:tblBorders>
-        <w:top w:val="single" w:sz="4" w:space="0" w:color="BFBFBF" w:themeColor="background1" w:themeShade="BF"/>
-        <w:left w:val="single" w:sz="4" w:space="0" w:color="BFBFBF" w:themeColor="background1" w:themeShade="BF"/>
-        <w:bottom w:val="single" w:sz="4" w:space="0" w:color="BFBFBF" w:themeColor="background1" w:themeShade="BF"/>
-        <w:right w:val="single" w:sz="4" w:space="0" w:color="BFBFBF" w:themeColor="background1" w:themeShade="BF"/>
-        <w:insideH w:val="single" w:sz="4" w:space="0" w:color="BFBFBF" w:themeColor="background1" w:themeShade="BF"/>
-        <w:insideV w:val="single" w:sz="4" w:space="0" w:color="BFBFBF" w:themeColor="background1" w:themeShade="BF"/>
+        <w:top w:val="single" w:color="BFBFBF" w:themeColor="background1" w:themeShade="BF" w:sz="4" w:space="0"/>
+        <w:left w:val="single" w:color="BFBFBF" w:themeColor="background1" w:themeShade="BF" w:sz="4" w:space="0"/>
+        <w:bottom w:val="single" w:color="BFBFBF" w:themeColor="background1" w:themeShade="BF" w:sz="4" w:space="0"/>
+        <w:right w:val="single" w:color="BFBFBF" w:themeColor="background1" w:themeShade="BF" w:sz="4" w:space="0"/>
+        <w:insideH w:val="single" w:color="BFBFBF" w:themeColor="background1" w:themeShade="BF" w:sz="4" w:space="0"/>
+        <w:insideV w:val="single" w:color="BFBFBF" w:themeColor="background1" w:themeShade="BF" w:sz="4" w:space="0"/>
       </w:tblBorders>
     </w:tblPr>
   </w:style>
@@ -9747,7 +9209,7 @@
     </w:tblPr>
     <w:tblStylePr w:type="firstRow">
       <w:rPr>
-        <w:rFonts w:asciiTheme="majorHAnsi" w:eastAsiaTheme="majorEastAsia" w:hAnsiTheme="majorHAnsi" w:cstheme="majorBidi"/>
+        <w:rFonts w:asciiTheme="majorHAnsi" w:hAnsiTheme="majorHAnsi" w:eastAsiaTheme="majorEastAsia" w:cstheme="majorBidi"/>
         <w:i/>
         <w:iCs/>
         <w:sz w:val="26"/>
@@ -9755,14 +9217,14 @@
       <w:tblPr/>
       <w:tcPr>
         <w:tcBorders>
-          <w:bottom w:val="single" w:sz="4" w:space="0" w:color="7F7F7F" w:themeColor="text1" w:themeTint="80"/>
+          <w:bottom w:val="single" w:color="7F7F7F" w:themeColor="text1" w:themeTint="80" w:sz="4" w:space="0"/>
         </w:tcBorders>
         <w:shd w:val="clear" w:color="auto" w:fill="FFFFFF" w:themeFill="background1"/>
       </w:tcPr>
     </w:tblStylePr>
     <w:tblStylePr w:type="lastRow">
       <w:rPr>
-        <w:rFonts w:asciiTheme="majorHAnsi" w:eastAsiaTheme="majorEastAsia" w:hAnsiTheme="majorHAnsi" w:cstheme="majorBidi"/>
+        <w:rFonts w:asciiTheme="majorHAnsi" w:hAnsiTheme="majorHAnsi" w:eastAsiaTheme="majorEastAsia" w:cstheme="majorBidi"/>
         <w:i/>
         <w:iCs/>
         <w:sz w:val="26"/>
@@ -9770,7 +9232,7 @@
       <w:tblPr/>
       <w:tcPr>
         <w:tcBorders>
-          <w:top w:val="single" w:sz="4" w:space="0" w:color="7F7F7F" w:themeColor="text1" w:themeTint="80"/>
+          <w:top w:val="single" w:color="7F7F7F" w:themeColor="text1" w:themeTint="80" w:sz="4" w:space="0"/>
         </w:tcBorders>
         <w:shd w:val="clear" w:color="auto" w:fill="FFFFFF" w:themeFill="background1"/>
       </w:tcPr>
@@ -9780,7 +9242,7 @@
         <w:jc w:val="right"/>
       </w:pPr>
       <w:rPr>
-        <w:rFonts w:asciiTheme="majorHAnsi" w:eastAsiaTheme="majorEastAsia" w:hAnsiTheme="majorHAnsi" w:cstheme="majorBidi"/>
+        <w:rFonts w:asciiTheme="majorHAnsi" w:hAnsiTheme="majorHAnsi" w:eastAsiaTheme="majorEastAsia" w:cstheme="majorBidi"/>
         <w:i/>
         <w:iCs/>
         <w:sz w:val="26"/>
@@ -9788,14 +9250,14 @@
       <w:tblPr/>
       <w:tcPr>
         <w:tcBorders>
-          <w:right w:val="single" w:sz="4" w:space="0" w:color="7F7F7F" w:themeColor="text1" w:themeTint="80"/>
+          <w:right w:val="single" w:color="7F7F7F" w:themeColor="text1" w:themeTint="80" w:sz="4" w:space="0"/>
         </w:tcBorders>
         <w:shd w:val="clear" w:color="auto" w:fill="FFFFFF" w:themeFill="background1"/>
       </w:tcPr>
     </w:tblStylePr>
     <w:tblStylePr w:type="lastCol">
       <w:rPr>
-        <w:rFonts w:asciiTheme="majorHAnsi" w:eastAsiaTheme="majorEastAsia" w:hAnsiTheme="majorHAnsi" w:cstheme="majorBidi"/>
+        <w:rFonts w:asciiTheme="majorHAnsi" w:hAnsiTheme="majorHAnsi" w:eastAsiaTheme="majorEastAsia" w:cstheme="majorBidi"/>
         <w:i/>
         <w:iCs/>
         <w:sz w:val="26"/>
@@ -9803,7 +9265,7 @@
       <w:tblPr/>
       <w:tcPr>
         <w:tcBorders>
-          <w:left w:val="single" w:sz="4" w:space="0" w:color="7F7F7F" w:themeColor="text1" w:themeTint="80"/>
+          <w:left w:val="single" w:color="7F7F7F" w:themeColor="text1" w:themeTint="80" w:sz="4" w:space="0"/>
         </w:tcBorders>
         <w:shd w:val="clear" w:color="auto" w:fill="FFFFFF" w:themeFill="background1"/>
       </w:tcPr>
@@ -9917,7 +9379,7 @@
       <w:tblPr/>
       <w:tcPr>
         <w:tcBorders>
-          <w:bottom w:val="single" w:sz="4" w:space="0" w:color="7F7F7F" w:themeColor="text1" w:themeTint="80"/>
+          <w:bottom w:val="single" w:color="7F7F7F" w:themeColor="text1" w:themeTint="80" w:sz="4" w:space="0"/>
         </w:tcBorders>
       </w:tcPr>
     </w:tblStylePr>
@@ -9943,7 +9405,7 @@
       <w:tblPr/>
       <w:tcPr>
         <w:tcBorders>
-          <w:right w:val="single" w:sz="4" w:space="0" w:color="7F7F7F" w:themeColor="text1" w:themeTint="80"/>
+          <w:right w:val="single" w:color="7F7F7F" w:themeColor="text1" w:themeTint="80" w:sz="4" w:space="0"/>
         </w:tcBorders>
       </w:tcPr>
     </w:tblStylePr>
@@ -9998,8 +9460,8 @@
       <w:tblStyleRowBandSize w:val="1"/>
       <w:tblStyleColBandSize w:val="1"/>
       <w:tblBorders>
-        <w:top w:val="single" w:sz="4" w:space="0" w:color="7F7F7F" w:themeColor="text1" w:themeTint="80"/>
-        <w:bottom w:val="single" w:sz="4" w:space="0" w:color="7F7F7F" w:themeColor="text1" w:themeTint="80"/>
+        <w:top w:val="single" w:color="7F7F7F" w:themeColor="text1" w:themeTint="80" w:sz="4" w:space="0"/>
+        <w:bottom w:val="single" w:color="7F7F7F" w:themeColor="text1" w:themeTint="80" w:sz="4" w:space="0"/>
       </w:tblBorders>
     </w:tblPr>
     <w:tblStylePr w:type="firstRow">
@@ -10010,7 +9472,7 @@
       <w:tblPr/>
       <w:tcPr>
         <w:tcBorders>
-          <w:bottom w:val="single" w:sz="4" w:space="0" w:color="7F7F7F" w:themeColor="text1" w:themeTint="80"/>
+          <w:bottom w:val="single" w:color="7F7F7F" w:themeColor="text1" w:themeTint="80" w:sz="4" w:space="0"/>
         </w:tcBorders>
       </w:tcPr>
     </w:tblStylePr>
@@ -10022,7 +9484,7 @@
       <w:tblPr/>
       <w:tcPr>
         <w:tcBorders>
-          <w:top w:val="single" w:sz="4" w:space="0" w:color="7F7F7F" w:themeColor="text1" w:themeTint="80"/>
+          <w:top w:val="single" w:color="7F7F7F" w:themeColor="text1" w:themeTint="80" w:sz="4" w:space="0"/>
         </w:tcBorders>
       </w:tcPr>
     </w:tblStylePr>
@@ -10042,8 +9504,8 @@
       <w:tblPr/>
       <w:tcPr>
         <w:tcBorders>
-          <w:left w:val="single" w:sz="4" w:space="0" w:color="7F7F7F" w:themeColor="text1" w:themeTint="80"/>
-          <w:right w:val="single" w:sz="4" w:space="0" w:color="7F7F7F" w:themeColor="text1" w:themeTint="80"/>
+          <w:left w:val="single" w:color="7F7F7F" w:themeColor="text1" w:themeTint="80" w:sz="4" w:space="0"/>
+          <w:right w:val="single" w:color="7F7F7F" w:themeColor="text1" w:themeTint="80" w:sz="4" w:space="0"/>
         </w:tcBorders>
       </w:tcPr>
     </w:tblStylePr>
@@ -10051,8 +9513,8 @@
       <w:tblPr/>
       <w:tcPr>
         <w:tcBorders>
-          <w:left w:val="single" w:sz="4" w:space="0" w:color="7F7F7F" w:themeColor="text1" w:themeTint="80"/>
-          <w:right w:val="single" w:sz="4" w:space="0" w:color="7F7F7F" w:themeColor="text1" w:themeTint="80"/>
+          <w:left w:val="single" w:color="7F7F7F" w:themeColor="text1" w:themeTint="80" w:sz="4" w:space="0"/>
+          <w:right w:val="single" w:color="7F7F7F" w:themeColor="text1" w:themeTint="80" w:sz="4" w:space="0"/>
         </w:tcBorders>
       </w:tcPr>
     </w:tblStylePr>
@@ -10060,8 +9522,8 @@
       <w:tblPr/>
       <w:tcPr>
         <w:tcBorders>
-          <w:top w:val="single" w:sz="4" w:space="0" w:color="7F7F7F" w:themeColor="text1" w:themeTint="80"/>
-          <w:bottom w:val="single" w:sz="4" w:space="0" w:color="7F7F7F" w:themeColor="text1" w:themeTint="80"/>
+          <w:top w:val="single" w:color="7F7F7F" w:themeColor="text1" w:themeTint="80" w:sz="4" w:space="0"/>
+          <w:bottom w:val="single" w:color="7F7F7F" w:themeColor="text1" w:themeTint="80" w:sz="4" w:space="0"/>
         </w:tcBorders>
       </w:tcPr>
     </w:tblStylePr>
@@ -10077,7 +9539,7 @@
       <w:spacing w:before="100" w:beforeAutospacing="1" w:after="100" w:afterAutospacing="1"/>
     </w:pPr>
     <w:rPr>
-      <w:rFonts w:ascii="Times New Roman" w:eastAsia="Times New Roman" w:hAnsi="Times New Roman" w:cs="Times New Roman"/>
+      <w:rFonts w:ascii="Times New Roman" w:hAnsi="Times New Roman" w:eastAsia="Times New Roman" w:cs="Times New Roman"/>
     </w:rPr>
   </w:style>
   <w:style w:type="character" w:styleId="nfasis">
@@ -10095,7 +9557,7 @@
 </file>
 
 <file path=word/theme/theme1.xml><?xml version="1.0" encoding="utf-8"?>
-<a:theme xmlns:a="http://schemas.openxmlformats.org/drawingml/2006/main" name="Tema de Office">
+<a:theme xmlns:a="http://schemas.openxmlformats.org/drawingml/2006/main" xmlns:thm15="http://schemas.microsoft.com/office/thememl/2012/main" name="Tema de Office">
   <a:themeElements>
     <a:clrScheme name="Office">
       <a:dk1>
